--- a/odigoi/01_workstation_setup.en.docx
+++ b/odigoi/01_workstation_setup.en.docx
@@ -20,7 +20,7 @@
           <w:sz w:val="22"/>
           <w:szCs w:val="22"/>
         </w:rPr>
-        <w:id w:val="1474404107"/>
+        <w:id w:val="1164057938"/>
         <w:docPartObj>
           <w:docPartGallery w:val="Table of Contents"/>
           <w:docPartUnique/>
@@ -61,7 +61,7 @@
           <w:r>
             <w:fldChar w:fldCharType="separate"/>
           </w:r>
-          <w:hyperlink w:anchor="_Toc225623746" w:history="1">
+          <w:hyperlink w:anchor="_Toc225624655" w:history="1">
             <w:r>
               <w:rPr>
                 <w:rStyle w:val="Hyperlink"/>
@@ -88,7 +88,7 @@
                 <w:noProof/>
                 <w:webHidden/>
               </w:rPr>
-              <w:instrText xml:space="preserve"> PAGEREF _Toc225623746 \h </w:instrText>
+              <w:instrText xml:space="preserve"> PAGEREF _Toc225624655 \h </w:instrText>
             </w:r>
             <w:r>
               <w:rPr>
@@ -135,7 +135,7 @@
               <w14:ligatures w14:val="standardContextual"/>
             </w:rPr>
           </w:pPr>
-          <w:hyperlink w:anchor="_Toc225623747" w:history="1">
+          <w:hyperlink w:anchor="_Toc225624656" w:history="1">
             <w:r>
               <w:rPr>
                 <w:rStyle w:val="Hyperlink"/>
@@ -162,7 +162,7 @@
                 <w:noProof/>
                 <w:webHidden/>
               </w:rPr>
-              <w:instrText xml:space="preserve"> PAGEREF _Toc225623747 \h </w:instrText>
+              <w:instrText xml:space="preserve"> PAGEREF _Toc225624656 \h </w:instrText>
             </w:r>
             <w:r>
               <w:rPr>
@@ -209,7 +209,7 @@
               <w14:ligatures w14:val="standardContextual"/>
             </w:rPr>
           </w:pPr>
-          <w:hyperlink w:anchor="_Toc225623748" w:history="1">
+          <w:hyperlink w:anchor="_Toc225624657" w:history="1">
             <w:r>
               <w:rPr>
                 <w:rStyle w:val="Hyperlink"/>
@@ -236,7 +236,7 @@
                 <w:noProof/>
                 <w:webHidden/>
               </w:rPr>
-              <w:instrText xml:space="preserve"> PAGEREF _Toc225623748 \h </w:instrText>
+              <w:instrText xml:space="preserve"> PAGEREF _Toc225624657 \h </w:instrText>
             </w:r>
             <w:r>
               <w:rPr>
@@ -283,7 +283,7 @@
               <w14:ligatures w14:val="standardContextual"/>
             </w:rPr>
           </w:pPr>
-          <w:hyperlink w:anchor="_Toc225623749" w:history="1">
+          <w:hyperlink w:anchor="_Toc225624658" w:history="1">
             <w:r>
               <w:rPr>
                 <w:rStyle w:val="Hyperlink"/>
@@ -310,7 +310,7 @@
                 <w:noProof/>
                 <w:webHidden/>
               </w:rPr>
-              <w:instrText xml:space="preserve"> PAGEREF _Toc225623749 \h </w:instrText>
+              <w:instrText xml:space="preserve"> PAGEREF _Toc225624658 \h </w:instrText>
             </w:r>
             <w:r>
               <w:rPr>
@@ -357,7 +357,7 @@
               <w14:ligatures w14:val="standardContextual"/>
             </w:rPr>
           </w:pPr>
-          <w:hyperlink w:anchor="_Toc225623750" w:history="1">
+          <w:hyperlink w:anchor="_Toc225624659" w:history="1">
             <w:r>
               <w:rPr>
                 <w:rStyle w:val="Hyperlink"/>
@@ -384,7 +384,7 @@
                 <w:noProof/>
                 <w:webHidden/>
               </w:rPr>
-              <w:instrText xml:space="preserve"> PAGEREF _Toc225623750 \h </w:instrText>
+              <w:instrText xml:space="preserve"> PAGEREF _Toc225624659 \h </w:instrText>
             </w:r>
             <w:r>
               <w:rPr>
@@ -431,7 +431,7 @@
               <w14:ligatures w14:val="standardContextual"/>
             </w:rPr>
           </w:pPr>
-          <w:hyperlink w:anchor="_Toc225623751" w:history="1">
+          <w:hyperlink w:anchor="_Toc225624660" w:history="1">
             <w:r>
               <w:rPr>
                 <w:rStyle w:val="Hyperlink"/>
@@ -458,7 +458,7 @@
                 <w:noProof/>
                 <w:webHidden/>
               </w:rPr>
-              <w:instrText xml:space="preserve"> PAGEREF _Toc225623751 \h </w:instrText>
+              <w:instrText xml:space="preserve"> PAGEREF _Toc225624660 \h </w:instrText>
             </w:r>
             <w:r>
               <w:rPr>
@@ -505,7 +505,7 @@
               <w14:ligatures w14:val="standardContextual"/>
             </w:rPr>
           </w:pPr>
-          <w:hyperlink w:anchor="_Toc225623752" w:history="1">
+          <w:hyperlink w:anchor="_Toc225624661" w:history="1">
             <w:r>
               <w:rPr>
                 <w:rStyle w:val="Hyperlink"/>
@@ -532,7 +532,7 @@
                 <w:noProof/>
                 <w:webHidden/>
               </w:rPr>
-              <w:instrText xml:space="preserve"> PAGEREF _Toc225623752 \h </w:instrText>
+              <w:instrText xml:space="preserve"> PAGEREF _Toc225624661 \h </w:instrText>
             </w:r>
             <w:r>
               <w:rPr>
@@ -579,7 +579,7 @@
               <w14:ligatures w14:val="standardContextual"/>
             </w:rPr>
           </w:pPr>
-          <w:hyperlink w:anchor="_Toc225623753" w:history="1">
+          <w:hyperlink w:anchor="_Toc225624662" w:history="1">
             <w:r>
               <w:rPr>
                 <w:rStyle w:val="Hyperlink"/>
@@ -606,7 +606,7 @@
                 <w:noProof/>
                 <w:webHidden/>
               </w:rPr>
-              <w:instrText xml:space="preserve"> PAGEREF _Toc225623753 \h </w:instrText>
+              <w:instrText xml:space="preserve"> PAGEREF _Toc225624662 \h </w:instrText>
             </w:r>
             <w:r>
               <w:rPr>
@@ -653,7 +653,7 @@
               <w14:ligatures w14:val="standardContextual"/>
             </w:rPr>
           </w:pPr>
-          <w:hyperlink w:anchor="_Toc225623754" w:history="1">
+          <w:hyperlink w:anchor="_Toc225624663" w:history="1">
             <w:r>
               <w:rPr>
                 <w:rStyle w:val="Hyperlink"/>
@@ -680,7 +680,7 @@
                 <w:noProof/>
                 <w:webHidden/>
               </w:rPr>
-              <w:instrText xml:space="preserve"> PAGEREF _Toc225623754 \h </w:instrText>
+              <w:instrText xml:space="preserve"> PAGEREF _Toc225624663 \h </w:instrText>
             </w:r>
             <w:r>
               <w:rPr>
@@ -727,7 +727,7 @@
               <w14:ligatures w14:val="standardContextual"/>
             </w:rPr>
           </w:pPr>
-          <w:hyperlink w:anchor="_Toc225623755" w:history="1">
+          <w:hyperlink w:anchor="_Toc225624664" w:history="1">
             <w:r>
               <w:rPr>
                 <w:rStyle w:val="Hyperlink"/>
@@ -763,7 +763,7 @@
                 <w:noProof/>
                 <w:webHidden/>
               </w:rPr>
-              <w:instrText xml:space="preserve"> PAGEREF _Toc225623755 \h </w:instrText>
+              <w:instrText xml:space="preserve"> PAGEREF _Toc225624664 \h </w:instrText>
             </w:r>
             <w:r>
               <w:rPr>
@@ -810,7 +810,7 @@
               <w14:ligatures w14:val="standardContextual"/>
             </w:rPr>
           </w:pPr>
-          <w:hyperlink w:anchor="_Toc225623756" w:history="1">
+          <w:hyperlink w:anchor="_Toc225624665" w:history="1">
             <w:r>
               <w:rPr>
                 <w:rStyle w:val="Hyperlink"/>
@@ -837,7 +837,7 @@
                 <w:noProof/>
                 <w:webHidden/>
               </w:rPr>
-              <w:instrText xml:space="preserve"> PAGEREF _Toc225623756 \h </w:instrText>
+              <w:instrText xml:space="preserve"> PAGEREF _Toc225624665 \h </w:instrText>
             </w:r>
             <w:r>
               <w:rPr>
@@ -884,7 +884,7 @@
               <w14:ligatures w14:val="standardContextual"/>
             </w:rPr>
           </w:pPr>
-          <w:hyperlink w:anchor="_Toc225623757" w:history="1">
+          <w:hyperlink w:anchor="_Toc225624666" w:history="1">
             <w:r>
               <w:rPr>
                 <w:rStyle w:val="Hyperlink"/>
@@ -911,7 +911,7 @@
                 <w:noProof/>
                 <w:webHidden/>
               </w:rPr>
-              <w:instrText xml:space="preserve"> PAGEREF _Toc225623757 \h </w:instrText>
+              <w:instrText xml:space="preserve"> PAGEREF _Toc225624666 \h </w:instrText>
             </w:r>
             <w:r>
               <w:rPr>
@@ -958,7 +958,7 @@
               <w14:ligatures w14:val="standardContextual"/>
             </w:rPr>
           </w:pPr>
-          <w:hyperlink w:anchor="_Toc225623758" w:history="1">
+          <w:hyperlink w:anchor="_Toc225624667" w:history="1">
             <w:r>
               <w:rPr>
                 <w:rStyle w:val="Hyperlink"/>
@@ -985,7 +985,7 @@
                 <w:noProof/>
                 <w:webHidden/>
               </w:rPr>
-              <w:instrText xml:space="preserve"> PAGEREF _Toc225623758 \h </w:instrText>
+              <w:instrText xml:space="preserve"> PAGEREF _Toc225624667 \h </w:instrText>
             </w:r>
             <w:r>
               <w:rPr>
@@ -1032,7 +1032,7 @@
               <w14:ligatures w14:val="standardContextual"/>
             </w:rPr>
           </w:pPr>
-          <w:hyperlink w:anchor="_Toc225623759" w:history="1">
+          <w:hyperlink w:anchor="_Toc225624668" w:history="1">
             <w:r>
               <w:rPr>
                 <w:rStyle w:val="Hyperlink"/>
@@ -1059,7 +1059,7 @@
                 <w:noProof/>
                 <w:webHidden/>
               </w:rPr>
-              <w:instrText xml:space="preserve"> PAGEREF _Toc225623759 \h </w:instrText>
+              <w:instrText xml:space="preserve"> PAGEREF _Toc225624668 \h </w:instrText>
             </w:r>
             <w:r>
               <w:rPr>
@@ -1107,7 +1107,7 @@
         <w:pStyle w:val="Heading1"/>
       </w:pPr>
       <w:bookmarkStart w:id="0" w:name="Xa25cc5ae002b0b87677d4bc7fa15543cc41913e"/>
-      <w:bookmarkStart w:id="1" w:name="_Toc225623746"/>
+      <w:bookmarkStart w:id="1" w:name="_Toc225624655"/>
       <w:r>
         <w:t>Enabling WSL and Virtual Machine Platform</w:t>
       </w:r>
@@ -1173,7 +1173,7 @@
         </w:rPr>
         <w:lastRenderedPageBreak/>
         <w:drawing>
-          <wp:inline distT="0" distB="0" distL="0" distR="0">
+          <wp:inline distT="0" distB="0" distL="0" distR="0" wp14:anchorId="09F85F63" wp14:editId="1870186F">
             <wp:extent cx="4398745" cy="6429675"/>
             <wp:effectExtent l="0" t="0" r="0" b="0"/>
             <wp:docPr id="22" name="Picture" descr="Figure 1"/>
@@ -1295,7 +1295,7 @@
         </w:rPr>
         <w:lastRenderedPageBreak/>
         <w:drawing>
-          <wp:inline distT="0" distB="0" distL="0" distR="0">
+          <wp:inline distT="0" distB="0" distL="0" distR="0" wp14:anchorId="1F660808" wp14:editId="284EED1B">
             <wp:extent cx="6692900" cy="3783205"/>
             <wp:effectExtent l="0" t="0" r="0" b="0"/>
             <wp:docPr id="25" name="Picture" descr="Figure 2"/>
@@ -1346,7 +1346,7 @@
           <w:noProof/>
         </w:rPr>
         <w:drawing>
-          <wp:inline distT="0" distB="0" distL="0" distR="0">
+          <wp:inline distT="0" distB="0" distL="0" distR="0" wp14:anchorId="76EAE23F" wp14:editId="2BF688FE">
             <wp:extent cx="6692900" cy="912378"/>
             <wp:effectExtent l="0" t="0" r="0" b="0"/>
             <wp:docPr id="28" name="Picture" descr="Figure 3"/>
@@ -1442,7 +1442,7 @@
         <w:pStyle w:val="Heading2"/>
       </w:pPr>
       <w:bookmarkStart w:id="2" w:name="Xbe003e57fe27dfc96c8c3e602c232dc78a1414e"/>
-      <w:bookmarkStart w:id="3" w:name="_Toc225623747"/>
+      <w:bookmarkStart w:id="3" w:name="_Toc225624656"/>
       <w:r>
         <w:t>Optional note for anyone testing the guide inside a Hyper-V VM</w:t>
       </w:r>
@@ -1805,7 +1805,7 @@
         <w:pStyle w:val="Heading2"/>
       </w:pPr>
       <w:bookmarkStart w:id="4" w:name="ubuntu-configuration"/>
-      <w:bookmarkStart w:id="5" w:name="_Toc225623748"/>
+      <w:bookmarkStart w:id="5" w:name="_Toc225624657"/>
       <w:bookmarkEnd w:id="2"/>
       <w:r>
         <w:t>Ubuntu configuration</w:t>
@@ -1853,7 +1853,7 @@
           <w:noProof/>
         </w:rPr>
         <w:drawing>
-          <wp:inline distT="0" distB="0" distL="0" distR="0">
+          <wp:inline distT="0" distB="0" distL="0" distR="0" wp14:anchorId="2BF246BA" wp14:editId="089007DE">
             <wp:extent cx="6063915" cy="4032985"/>
             <wp:effectExtent l="0" t="0" r="0" b="0"/>
             <wp:docPr id="32" name="Picture" descr="Figure 4"/>
@@ -1919,7 +1919,7 @@
           <w:noProof/>
         </w:rPr>
         <w:drawing>
-          <wp:inline distT="0" distB="0" distL="0" distR="0">
+          <wp:inline distT="0" distB="0" distL="0" distR="0" wp14:anchorId="188A8F44" wp14:editId="16A6DF59">
             <wp:extent cx="6692900" cy="834345"/>
             <wp:effectExtent l="0" t="0" r="0" b="0"/>
             <wp:docPr id="35" name="Picture" descr="Figure 7"/>
@@ -1966,7 +1966,7 @@
         <w:pStyle w:val="Heading2"/>
       </w:pPr>
       <w:bookmarkStart w:id="6" w:name="upgrades-and-updates"/>
-      <w:bookmarkStart w:id="7" w:name="_Toc225623749"/>
+      <w:bookmarkStart w:id="7" w:name="_Toc225624658"/>
       <w:bookmarkEnd w:id="4"/>
       <w:r>
         <w:lastRenderedPageBreak/>
@@ -2099,7 +2099,7 @@
           <w:noProof/>
         </w:rPr>
         <w:drawing>
-          <wp:inline distT="0" distB="0" distL="0" distR="0">
+          <wp:inline distT="0" distB="0" distL="0" distR="0" wp14:anchorId="1AD3234A" wp14:editId="30FD8C13">
             <wp:extent cx="4321743" cy="750770"/>
             <wp:effectExtent l="0" t="0" r="0" b="0"/>
             <wp:docPr id="39" name="Picture" descr="Figure 5"/>
@@ -2298,7 +2298,7 @@
         <w:pStyle w:val="Heading1"/>
       </w:pPr>
       <w:bookmarkStart w:id="8" w:name="installing-docker-desktop"/>
-      <w:bookmarkStart w:id="9" w:name="_Toc225623750"/>
+      <w:bookmarkStart w:id="9" w:name="_Toc225624659"/>
       <w:bookmarkEnd w:id="0"/>
       <w:bookmarkEnd w:id="6"/>
       <w:r>
@@ -2346,7 +2346,7 @@
         </w:rPr>
         <w:lastRenderedPageBreak/>
         <w:drawing>
-          <wp:inline distT="0" distB="0" distL="0" distR="0">
+          <wp:inline distT="0" distB="0" distL="0" distR="0" wp14:anchorId="09F3859B" wp14:editId="5E593079">
             <wp:extent cx="6692900" cy="4471964"/>
             <wp:effectExtent l="0" t="0" r="0" b="0"/>
             <wp:docPr id="45" name="Picture" descr="Figure 18"/>
@@ -2427,7 +2427,7 @@
           <w:noProof/>
         </w:rPr>
         <w:drawing>
-          <wp:inline distT="0" distB="0" distL="0" distR="0">
+          <wp:inline distT="0" distB="0" distL="0" distR="0" wp14:anchorId="1EA56F65" wp14:editId="4BAF3C93">
             <wp:extent cx="6692900" cy="1599019"/>
             <wp:effectExtent l="0" t="0" r="0" b="0"/>
             <wp:docPr id="48" name="Picture" descr="Figure 11"/>
@@ -2522,7 +2522,7 @@
         </w:rPr>
         <w:lastRenderedPageBreak/>
         <w:drawing>
-          <wp:inline distT="0" distB="0" distL="0" distR="0">
+          <wp:inline distT="0" distB="0" distL="0" distR="0" wp14:anchorId="1CB3A6CD" wp14:editId="3312C052">
             <wp:extent cx="6692900" cy="4615132"/>
             <wp:effectExtent l="0" t="0" r="0" b="0"/>
             <wp:docPr id="51" name="Picture" descr="Figure 8"/>
@@ -2591,7 +2591,7 @@
           <w:noProof/>
         </w:rPr>
         <w:drawing>
-          <wp:inline distT="0" distB="0" distL="0" distR="0">
+          <wp:inline distT="0" distB="0" distL="0" distR="0" wp14:anchorId="7168C5F4" wp14:editId="5B7F1C5F">
             <wp:extent cx="6692900" cy="2919863"/>
             <wp:effectExtent l="0" t="0" r="0" b="0"/>
             <wp:docPr id="54" name="Picture" descr="Figure 9"/>
@@ -2734,7 +2734,7 @@
           <w:noProof/>
         </w:rPr>
         <w:drawing>
-          <wp:inline distT="0" distB="0" distL="0" distR="0">
+          <wp:inline distT="0" distB="0" distL="0" distR="0" wp14:anchorId="367056BB" wp14:editId="0EBC2532">
             <wp:extent cx="6692900" cy="3622664"/>
             <wp:effectExtent l="0" t="0" r="0" b="0"/>
             <wp:docPr id="57" name="Picture" descr="Figure 21"/>
@@ -2811,7 +2811,7 @@
         </w:rPr>
         <w:lastRenderedPageBreak/>
         <w:drawing>
-          <wp:inline distT="0" distB="0" distL="0" distR="0">
+          <wp:inline distT="0" distB="0" distL="0" distR="0" wp14:anchorId="62EB99CC" wp14:editId="03780E84">
             <wp:extent cx="6692900" cy="4142408"/>
             <wp:effectExtent l="0" t="0" r="0" b="0"/>
             <wp:docPr id="60" name="Picture" descr="Figure 12"/>
@@ -2927,7 +2927,7 @@
           <w:noProof/>
         </w:rPr>
         <w:drawing>
-          <wp:inline distT="0" distB="0" distL="0" distR="0">
+          <wp:inline distT="0" distB="0" distL="0" distR="0" wp14:anchorId="2FD1848B" wp14:editId="13D690E1">
             <wp:extent cx="4918509" cy="952901"/>
             <wp:effectExtent l="0" t="0" r="0" b="0"/>
             <wp:docPr id="63" name="Picture" descr="Figure 10"/>
@@ -3012,7 +3012,7 @@
           <w:noProof/>
         </w:rPr>
         <w:drawing>
-          <wp:inline distT="0" distB="0" distL="0" distR="0">
+          <wp:inline distT="0" distB="0" distL="0" distR="0" wp14:anchorId="2980CD0C" wp14:editId="4D471FDF">
             <wp:extent cx="6692900" cy="4431561"/>
             <wp:effectExtent l="0" t="0" r="0" b="0"/>
             <wp:docPr id="66" name="Picture" descr="Figure 25"/>
@@ -3134,7 +3134,7 @@
         <w:pStyle w:val="Heading1"/>
       </w:pPr>
       <w:bookmarkStart w:id="10" w:name="tools-needed-by-the-next-guides"/>
-      <w:bookmarkStart w:id="11" w:name="_Toc225623751"/>
+      <w:bookmarkStart w:id="11" w:name="_Toc225624660"/>
       <w:bookmarkEnd w:id="8"/>
       <w:r>
         <w:t>Tools needed by the next guides</w:t>
@@ -3259,7 +3259,7 @@
         <w:pStyle w:val="Heading2"/>
       </w:pPr>
       <w:bookmarkStart w:id="12" w:name="for-the-windows--powershell-path"/>
-      <w:bookmarkStart w:id="13" w:name="_Toc225623752"/>
+      <w:bookmarkStart w:id="13" w:name="_Toc225624661"/>
       <w:r>
         <w:t>For the Windows / PowerShell path</w:t>
       </w:r>
@@ -3415,7 +3415,43 @@
         <w:rPr>
           <w:rStyle w:val="NormalTok"/>
         </w:rPr>
-        <w:t>e</w:t>
+        <w:t xml:space="preserve">e </w:t>
+      </w:r>
+      <w:r>
+        <w:rPr>
+          <w:rStyle w:val="OperatorTok"/>
+        </w:rPr>
+        <w:t>--</w:t>
+      </w:r>
+      <w:r>
+        <w:rPr>
+          <w:rStyle w:val="NormalTok"/>
+        </w:rPr>
+        <w:t xml:space="preserve">source winget </w:t>
+      </w:r>
+      <w:r>
+        <w:rPr>
+          <w:rStyle w:val="OperatorTok"/>
+        </w:rPr>
+        <w:t>--</w:t>
+      </w:r>
+      <w:r>
+        <w:rPr>
+          <w:rStyle w:val="NormalTok"/>
+        </w:rPr>
+        <w:t xml:space="preserve">accept-source-agreements </w:t>
+      </w:r>
+      <w:r>
+        <w:rPr>
+          <w:rStyle w:val="OperatorTok"/>
+        </w:rPr>
+        <w:t>--</w:t>
+      </w:r>
+      <w:r>
+        <w:rPr>
+          <w:rStyle w:val="NormalTok"/>
+        </w:rPr>
+        <w:t>accept-package-agreements</w:t>
       </w:r>
       <w:r>
         <w:br/>
@@ -3466,7 +3502,43 @@
         <w:rPr>
           <w:rStyle w:val="NormalTok"/>
         </w:rPr>
-        <w:t>e</w:t>
+        <w:t xml:space="preserve">e </w:t>
+      </w:r>
+      <w:r>
+        <w:rPr>
+          <w:rStyle w:val="OperatorTok"/>
+        </w:rPr>
+        <w:t>--</w:t>
+      </w:r>
+      <w:r>
+        <w:rPr>
+          <w:rStyle w:val="NormalTok"/>
+        </w:rPr>
+        <w:t xml:space="preserve">source winget </w:t>
+      </w:r>
+      <w:r>
+        <w:rPr>
+          <w:rStyle w:val="OperatorTok"/>
+        </w:rPr>
+        <w:t>--</w:t>
+      </w:r>
+      <w:r>
+        <w:rPr>
+          <w:rStyle w:val="NormalTok"/>
+        </w:rPr>
+        <w:t xml:space="preserve">accept-source-agreements </w:t>
+      </w:r>
+      <w:r>
+        <w:rPr>
+          <w:rStyle w:val="OperatorTok"/>
+        </w:rPr>
+        <w:t>--</w:t>
+      </w:r>
+      <w:r>
+        <w:rPr>
+          <w:rStyle w:val="NormalTok"/>
+        </w:rPr>
+        <w:t>accept-package-agreements</w:t>
       </w:r>
       <w:r>
         <w:br/>
@@ -3518,6 +3590,30 @@
           <w:rStyle w:val="NormalTok"/>
         </w:rPr>
         <w:t xml:space="preserve"> </w:t>
+      </w:r>
+      <w:r>
+        <w:rPr>
+          <w:rStyle w:val="OperatorTok"/>
+        </w:rPr>
+        <w:t>-</w:t>
+      </w:r>
+      <w:r>
+        <w:rPr>
+          <w:rStyle w:val="NormalTok"/>
+        </w:rPr>
+        <w:t xml:space="preserve">e </w:t>
+      </w:r>
+      <w:r>
+        <w:rPr>
+          <w:rStyle w:val="OperatorTok"/>
+        </w:rPr>
+        <w:t>--</w:t>
+      </w:r>
+      <w:r>
+        <w:rPr>
+          <w:rStyle w:val="NormalTok"/>
+        </w:rPr>
+        <w:t xml:space="preserve">source winget </w:t>
       </w:r>
       <w:r>
         <w:rPr>
@@ -3708,7 +3804,7 @@
         <w:pStyle w:val="Heading2"/>
       </w:pPr>
       <w:bookmarkStart w:id="14" w:name="X2b4a8a5a12e489e1f274b757da9f3348134cbb0"/>
-      <w:bookmarkStart w:id="15" w:name="_Toc225623753"/>
+      <w:bookmarkStart w:id="15" w:name="_Toc225624662"/>
       <w:bookmarkEnd w:id="12"/>
       <w:r>
         <w:t>OpenVPN client on Windows and lab access files</w:t>
@@ -3880,7 +3976,7 @@
         <w:pStyle w:val="Heading2"/>
       </w:pPr>
       <w:bookmarkStart w:id="16" w:name="for-the-wsl--ubuntu-path"/>
-      <w:bookmarkStart w:id="17" w:name="_Toc225623754"/>
+      <w:bookmarkStart w:id="17" w:name="_Toc225624663"/>
       <w:bookmarkEnd w:id="14"/>
       <w:r>
         <w:t>For the WSL / Ubuntu path</w:t>
@@ -3983,6 +4079,7 @@
         <w:rPr>
           <w:rStyle w:val="VerbatimChar"/>
         </w:rPr>
+        <w:lastRenderedPageBreak/>
         <w:t>kubectl</w:t>
       </w:r>
       <w:r>
@@ -4021,7 +4118,6 @@
         <w:pStyle w:val="BodyText"/>
       </w:pPr>
       <w:r>
-        <w:lastRenderedPageBreak/>
         <w:t>For the course baseline, the recommended versions are:</w:t>
       </w:r>
     </w:p>
@@ -4545,7 +4641,7 @@
         <w:pStyle w:val="Heading1"/>
       </w:pPr>
       <w:bookmarkStart w:id="18" w:name="configure-vpn-and-kubeconfig-for-vdcloud"/>
-      <w:bookmarkStart w:id="19" w:name="_Toc225623755"/>
+      <w:bookmarkStart w:id="19" w:name="_Toc225624664"/>
       <w:bookmarkEnd w:id="10"/>
       <w:bookmarkEnd w:id="16"/>
       <w:r>
@@ -4886,6 +4982,7 @@
     </w:p>
     <w:p>
       <w:r>
+        <w:lastRenderedPageBreak/>
         <w:t xml:space="preserve">If </w:t>
       </w:r>
       <w:r>
@@ -4917,7 +5014,6 @@
         </w:numPr>
       </w:pPr>
       <w:r>
-        <w:lastRenderedPageBreak/>
         <w:t xml:space="preserve">that </w:t>
       </w:r>
       <w:r>
@@ -4961,7 +5057,7 @@
         <w:pStyle w:val="Heading1"/>
       </w:pPr>
       <w:bookmarkStart w:id="20" w:name="next-step-get-the-repository"/>
-      <w:bookmarkStart w:id="21" w:name="_Toc225623756"/>
+      <w:bookmarkStart w:id="21" w:name="_Toc225624665"/>
       <w:bookmarkEnd w:id="18"/>
       <w:r>
         <w:t>Next step: get the repository</w:t>
@@ -5023,7 +5119,7 @@
         <w:pStyle w:val="Heading2"/>
       </w:pPr>
       <w:bookmarkStart w:id="22" w:name="option-a-clone-in-a-windows-folder"/>
-      <w:bookmarkStart w:id="23" w:name="_Toc225623757"/>
+      <w:bookmarkStart w:id="23" w:name="_Toc225624666"/>
       <w:r>
         <w:t>Option A: clone in a Windows folder</w:t>
       </w:r>
@@ -5169,7 +5265,7 @@
         <w:pStyle w:val="Heading2"/>
       </w:pPr>
       <w:bookmarkStart w:id="24" w:name="option-b-clone-inside-wsl"/>
-      <w:bookmarkStart w:id="25" w:name="_Toc225623758"/>
+      <w:bookmarkStart w:id="25" w:name="_Toc225624667"/>
       <w:bookmarkEnd w:id="22"/>
       <w:r>
         <w:t>Option B: clone inside WSL</w:t>
@@ -5265,7 +5361,7 @@
         <w:pStyle w:val="Heading2"/>
       </w:pPr>
       <w:bookmarkStart w:id="26" w:name="what-to-keep-in-mind"/>
-      <w:bookmarkStart w:id="27" w:name="_Toc225623759"/>
+      <w:bookmarkStart w:id="27" w:name="_Toc225624668"/>
       <w:bookmarkEnd w:id="24"/>
       <w:r>
         <w:t>What to keep in mind</w:t>
@@ -5772,7 +5868,7 @@
   <w:abstractNum w:abstractNumId="9" w15:restartNumberingAfterBreak="0">
     <w:nsid w:val="0000A990"/>
     <w:multiLevelType w:val="multilevel"/>
-    <w:tmpl w:val="D9DE9DFC"/>
+    <w:tmpl w:val="5418AF44"/>
     <w:lvl w:ilvl="0">
       <w:numFmt w:val="bullet"/>
       <w:lvlText w:val=" "/>
@@ -5849,7 +5945,7 @@
   <w:abstractNum w:abstractNumId="10" w15:restartNumberingAfterBreak="0">
     <w:nsid w:val="0000A991"/>
     <w:multiLevelType w:val="multilevel"/>
-    <w:tmpl w:val="0F8A9642"/>
+    <w:tmpl w:val="80826A4A"/>
     <w:lvl w:ilvl="0">
       <w:numFmt w:val="bullet"/>
       <w:lvlText w:val=""/>
@@ -5953,7 +6049,7 @@
   <w:abstractNum w:abstractNumId="11" w15:restartNumberingAfterBreak="0">
     <w:nsid w:val="00A99411"/>
     <w:multiLevelType w:val="multilevel"/>
-    <w:tmpl w:val="9EA21AE4"/>
+    <w:tmpl w:val="6072796A"/>
     <w:lvl w:ilvl="0">
       <w:start w:val="1"/>
       <w:numFmt w:val="decimal"/>
@@ -6039,7 +6135,7 @@
   <w:abstractNum w:abstractNumId="12" w15:restartNumberingAfterBreak="0">
     <w:nsid w:val="00A99413"/>
     <w:multiLevelType w:val="multilevel"/>
-    <w:tmpl w:val="F7B0DBF6"/>
+    <w:tmpl w:val="A264886C"/>
     <w:lvl w:ilvl="0">
       <w:start w:val="3"/>
       <w:numFmt w:val="decimal"/>
@@ -6122,40 +6218,40 @@
       </w:pPr>
     </w:lvl>
   </w:abstractNum>
-  <w:num w:numId="1" w16cid:durableId="851458006">
+  <w:num w:numId="1" w16cid:durableId="1589381788">
     <w:abstractNumId w:val="8"/>
   </w:num>
-  <w:num w:numId="2" w16cid:durableId="1076904974">
+  <w:num w:numId="2" w16cid:durableId="2124568786">
     <w:abstractNumId w:val="6"/>
   </w:num>
-  <w:num w:numId="3" w16cid:durableId="393821645">
+  <w:num w:numId="3" w16cid:durableId="1546678834">
     <w:abstractNumId w:val="5"/>
   </w:num>
-  <w:num w:numId="4" w16cid:durableId="616791773">
+  <w:num w:numId="4" w16cid:durableId="399835145">
     <w:abstractNumId w:val="4"/>
   </w:num>
-  <w:num w:numId="5" w16cid:durableId="2073431578">
+  <w:num w:numId="5" w16cid:durableId="960576984">
     <w:abstractNumId w:val="7"/>
   </w:num>
-  <w:num w:numId="6" w16cid:durableId="1768848303">
+  <w:num w:numId="6" w16cid:durableId="1200652">
     <w:abstractNumId w:val="3"/>
   </w:num>
-  <w:num w:numId="7" w16cid:durableId="1608736075">
+  <w:num w:numId="7" w16cid:durableId="1648434161">
     <w:abstractNumId w:val="2"/>
   </w:num>
-  <w:num w:numId="8" w16cid:durableId="697514228">
+  <w:num w:numId="8" w16cid:durableId="1446076910">
     <w:abstractNumId w:val="1"/>
   </w:num>
-  <w:num w:numId="9" w16cid:durableId="1307659838">
+  <w:num w:numId="9" w16cid:durableId="1090811695">
     <w:abstractNumId w:val="0"/>
   </w:num>
-  <w:num w:numId="10" w16cid:durableId="961225923">
+  <w:num w:numId="10" w16cid:durableId="1365904826">
     <w:abstractNumId w:val="9"/>
   </w:num>
-  <w:num w:numId="11" w16cid:durableId="1558937087">
+  <w:num w:numId="11" w16cid:durableId="88505287">
     <w:abstractNumId w:val="10"/>
   </w:num>
-  <w:num w:numId="12" w16cid:durableId="1748771029">
+  <w:num w:numId="12" w16cid:durableId="1021080666">
     <w:abstractNumId w:val="11"/>
     <w:lvlOverride w:ilvl="0">
       <w:startOverride w:val="1"/>
@@ -6185,7 +6281,7 @@
       <w:startOverride w:val="1"/>
     </w:lvlOverride>
   </w:num>
-  <w:num w:numId="13" w16cid:durableId="942152714">
+  <w:num w:numId="13" w16cid:durableId="209153700">
     <w:abstractNumId w:val="12"/>
     <w:lvlOverride w:ilvl="0">
       <w:startOverride w:val="3"/>
@@ -6215,25 +6311,25 @@
       <w:startOverride w:val="3"/>
     </w:lvlOverride>
   </w:num>
-  <w:num w:numId="14" w16cid:durableId="2073308495">
+  <w:num w:numId="14" w16cid:durableId="1107046863">
     <w:abstractNumId w:val="10"/>
   </w:num>
-  <w:num w:numId="15" w16cid:durableId="1112284462">
+  <w:num w:numId="15" w16cid:durableId="12269905">
     <w:abstractNumId w:val="10"/>
   </w:num>
-  <w:num w:numId="16" w16cid:durableId="379868581">
+  <w:num w:numId="16" w16cid:durableId="864946833">
     <w:abstractNumId w:val="10"/>
   </w:num>
-  <w:num w:numId="17" w16cid:durableId="901672847">
+  <w:num w:numId="17" w16cid:durableId="653027661">
     <w:abstractNumId w:val="10"/>
   </w:num>
-  <w:num w:numId="18" w16cid:durableId="207302098">
+  <w:num w:numId="18" w16cid:durableId="1675179752">
     <w:abstractNumId w:val="10"/>
   </w:num>
-  <w:num w:numId="19" w16cid:durableId="1431396085">
+  <w:num w:numId="19" w16cid:durableId="2087266326">
     <w:abstractNumId w:val="10"/>
   </w:num>
-  <w:num w:numId="20" w16cid:durableId="1626086382">
+  <w:num w:numId="20" w16cid:durableId="1213661261">
     <w:abstractNumId w:val="11"/>
     <w:lvlOverride w:ilvl="0">
       <w:startOverride w:val="1"/>
@@ -6263,19 +6359,19 @@
       <w:startOverride w:val="1"/>
     </w:lvlOverride>
   </w:num>
-  <w:num w:numId="21" w16cid:durableId="1988587249">
+  <w:num w:numId="21" w16cid:durableId="445806361">
     <w:abstractNumId w:val="10"/>
   </w:num>
-  <w:num w:numId="22" w16cid:durableId="1775514457">
+  <w:num w:numId="22" w16cid:durableId="1156190795">
     <w:abstractNumId w:val="10"/>
   </w:num>
-  <w:num w:numId="23" w16cid:durableId="1081491687">
+  <w:num w:numId="23" w16cid:durableId="1472097412">
     <w:abstractNumId w:val="10"/>
   </w:num>
-  <w:num w:numId="24" w16cid:durableId="2059863229">
+  <w:num w:numId="24" w16cid:durableId="216430255">
     <w:abstractNumId w:val="10"/>
   </w:num>
-  <w:num w:numId="25" w16cid:durableId="233244407">
+  <w:num w:numId="25" w16cid:durableId="729495056">
     <w:abstractNumId w:val="10"/>
   </w:num>
 </w:numbering>
@@ -18096,7 +18192,7 @@
     <w:autoRedefine/>
     <w:uiPriority w:val="39"/>
     <w:unhideWhenUsed/>
-    <w:rsid w:val="002A2693"/>
+    <w:rsid w:val="00571FF4"/>
     <w:pPr>
       <w:spacing w:after="100"/>
     </w:pPr>
@@ -18108,7 +18204,7 @@
     <w:autoRedefine/>
     <w:uiPriority w:val="39"/>
     <w:unhideWhenUsed/>
-    <w:rsid w:val="002A2693"/>
+    <w:rsid w:val="00571FF4"/>
     <w:pPr>
       <w:spacing w:after="100"/>
       <w:ind w:left="220"/>
@@ -18119,7 +18215,7 @@
     <w:basedOn w:val="DefaultParagraphFont"/>
     <w:uiPriority w:val="99"/>
     <w:unhideWhenUsed/>
-    <w:rsid w:val="002A2693"/>
+    <w:rsid w:val="00571FF4"/>
     <w:rPr>
       <w:color w:val="0000FF" w:themeColor="hyperlink"/>
       <w:u w:val="single"/>

--- a/odigoi/01_workstation_setup.en.docx
+++ b/odigoi/01_workstation_setup.en.docx
@@ -20,7 +20,7 @@
           <w:sz w:val="22"/>
           <w:szCs w:val="22"/>
         </w:rPr>
-        <w:id w:val="-1266074261"/>
+        <w:id w:val="-226384694"/>
         <w:docPartObj>
           <w:docPartGallery w:val="Table of Contents"/>
           <w:docPartUnique/>
@@ -61,7 +61,7 @@
           <w:r>
             <w:fldChar w:fldCharType="separate"/>
           </w:r>
-          <w:hyperlink w:anchor="_Toc225688186" w:history="1">
+          <w:hyperlink w:anchor="_Toc225777285" w:history="1">
             <w:r>
               <w:rPr>
                 <w:rStyle w:val="Hyperlink"/>
@@ -88,7 +88,7 @@
                 <w:noProof/>
                 <w:webHidden/>
               </w:rPr>
-              <w:instrText xml:space="preserve"> PAGEREF _Toc225688186 \h </w:instrText>
+              <w:instrText xml:space="preserve"> PAGEREF _Toc225777285 \h </w:instrText>
             </w:r>
             <w:r>
               <w:rPr>
@@ -135,7 +135,7 @@
               <w14:ligatures w14:val="standardContextual"/>
             </w:rPr>
           </w:pPr>
-          <w:hyperlink w:anchor="_Toc225688187" w:history="1">
+          <w:hyperlink w:anchor="_Toc225777286" w:history="1">
             <w:r>
               <w:rPr>
                 <w:rStyle w:val="Hyperlink"/>
@@ -162,7 +162,7 @@
                 <w:noProof/>
                 <w:webHidden/>
               </w:rPr>
-              <w:instrText xml:space="preserve"> PAGEREF _Toc225688187 \h </w:instrText>
+              <w:instrText xml:space="preserve"> PAGEREF _Toc225777286 \h </w:instrText>
             </w:r>
             <w:r>
               <w:rPr>
@@ -209,7 +209,7 @@
               <w14:ligatures w14:val="standardContextual"/>
             </w:rPr>
           </w:pPr>
-          <w:hyperlink w:anchor="_Toc225688188" w:history="1">
+          <w:hyperlink w:anchor="_Toc225777287" w:history="1">
             <w:r>
               <w:rPr>
                 <w:rStyle w:val="Hyperlink"/>
@@ -236,7 +236,7 @@
                 <w:noProof/>
                 <w:webHidden/>
               </w:rPr>
-              <w:instrText xml:space="preserve"> PAGEREF _Toc225688188 \h </w:instrText>
+              <w:instrText xml:space="preserve"> PAGEREF _Toc225777287 \h </w:instrText>
             </w:r>
             <w:r>
               <w:rPr>
@@ -283,7 +283,7 @@
               <w14:ligatures w14:val="standardContextual"/>
             </w:rPr>
           </w:pPr>
-          <w:hyperlink w:anchor="_Toc225688189" w:history="1">
+          <w:hyperlink w:anchor="_Toc225777288" w:history="1">
             <w:r>
               <w:rPr>
                 <w:rStyle w:val="Hyperlink"/>
@@ -310,7 +310,7 @@
                 <w:noProof/>
                 <w:webHidden/>
               </w:rPr>
-              <w:instrText xml:space="preserve"> PAGEREF _Toc225688189 \h </w:instrText>
+              <w:instrText xml:space="preserve"> PAGEREF _Toc225777288 \h </w:instrText>
             </w:r>
             <w:r>
               <w:rPr>
@@ -357,7 +357,7 @@
               <w14:ligatures w14:val="standardContextual"/>
             </w:rPr>
           </w:pPr>
-          <w:hyperlink w:anchor="_Toc225688190" w:history="1">
+          <w:hyperlink w:anchor="_Toc225777289" w:history="1">
             <w:r>
               <w:rPr>
                 <w:rStyle w:val="Hyperlink"/>
@@ -384,7 +384,7 @@
                 <w:noProof/>
                 <w:webHidden/>
               </w:rPr>
-              <w:instrText xml:space="preserve"> PAGEREF _Toc225688190 \h </w:instrText>
+              <w:instrText xml:space="preserve"> PAGEREF _Toc225777289 \h </w:instrText>
             </w:r>
             <w:r>
               <w:rPr>
@@ -431,7 +431,7 @@
               <w14:ligatures w14:val="standardContextual"/>
             </w:rPr>
           </w:pPr>
-          <w:hyperlink w:anchor="_Toc225688191" w:history="1">
+          <w:hyperlink w:anchor="_Toc225777290" w:history="1">
             <w:r>
               <w:rPr>
                 <w:rStyle w:val="Hyperlink"/>
@@ -458,7 +458,7 @@
                 <w:noProof/>
                 <w:webHidden/>
               </w:rPr>
-              <w:instrText xml:space="preserve"> PAGEREF _Toc225688191 \h </w:instrText>
+              <w:instrText xml:space="preserve"> PAGEREF _Toc225777290 \h </w:instrText>
             </w:r>
             <w:r>
               <w:rPr>
@@ -505,7 +505,7 @@
               <w14:ligatures w14:val="standardContextual"/>
             </w:rPr>
           </w:pPr>
-          <w:hyperlink w:anchor="_Toc225688192" w:history="1">
+          <w:hyperlink w:anchor="_Toc225777291" w:history="1">
             <w:r>
               <w:rPr>
                 <w:rStyle w:val="Hyperlink"/>
@@ -532,7 +532,7 @@
                 <w:noProof/>
                 <w:webHidden/>
               </w:rPr>
-              <w:instrText xml:space="preserve"> PAGEREF _Toc225688192 \h </w:instrText>
+              <w:instrText xml:space="preserve"> PAGEREF _Toc225777291 \h </w:instrText>
             </w:r>
             <w:r>
               <w:rPr>
@@ -579,7 +579,7 @@
               <w14:ligatures w14:val="standardContextual"/>
             </w:rPr>
           </w:pPr>
-          <w:hyperlink w:anchor="_Toc225688193" w:history="1">
+          <w:hyperlink w:anchor="_Toc225777292" w:history="1">
             <w:r>
               <w:rPr>
                 <w:rStyle w:val="Hyperlink"/>
@@ -606,7 +606,7 @@
                 <w:noProof/>
                 <w:webHidden/>
               </w:rPr>
-              <w:instrText xml:space="preserve"> PAGEREF _Toc225688193 \h </w:instrText>
+              <w:instrText xml:space="preserve"> PAGEREF _Toc225777292 \h </w:instrText>
             </w:r>
             <w:r>
               <w:rPr>
@@ -653,7 +653,7 @@
               <w14:ligatures w14:val="standardContextual"/>
             </w:rPr>
           </w:pPr>
-          <w:hyperlink w:anchor="_Toc225688194" w:history="1">
+          <w:hyperlink w:anchor="_Toc225777293" w:history="1">
             <w:r>
               <w:rPr>
                 <w:rStyle w:val="Hyperlink"/>
@@ -680,7 +680,7 @@
                 <w:noProof/>
                 <w:webHidden/>
               </w:rPr>
-              <w:instrText xml:space="preserve"> PAGEREF _Toc225688194 \h </w:instrText>
+              <w:instrText xml:space="preserve"> PAGEREF _Toc225777293 \h </w:instrText>
             </w:r>
             <w:r>
               <w:rPr>
@@ -727,7 +727,7 @@
               <w14:ligatures w14:val="standardContextual"/>
             </w:rPr>
           </w:pPr>
-          <w:hyperlink w:anchor="_Toc225688195" w:history="1">
+          <w:hyperlink w:anchor="_Toc225777294" w:history="1">
             <w:r>
               <w:rPr>
                 <w:rStyle w:val="Hyperlink"/>
@@ -754,7 +754,7 @@
                 <w:noProof/>
                 <w:webHidden/>
               </w:rPr>
-              <w:instrText xml:space="preserve"> PAGEREF _Toc225688195 \h </w:instrText>
+              <w:instrText xml:space="preserve"> PAGEREF _Toc225777294 \h </w:instrText>
             </w:r>
             <w:r>
               <w:rPr>
@@ -801,7 +801,7 @@
               <w14:ligatures w14:val="standardContextual"/>
             </w:rPr>
           </w:pPr>
-          <w:hyperlink w:anchor="_Toc225688196" w:history="1">
+          <w:hyperlink w:anchor="_Toc225777295" w:history="1">
             <w:r>
               <w:rPr>
                 <w:rStyle w:val="Hyperlink"/>
@@ -828,7 +828,7 @@
                 <w:noProof/>
                 <w:webHidden/>
               </w:rPr>
-              <w:instrText xml:space="preserve"> PAGEREF _Toc225688196 \h </w:instrText>
+              <w:instrText xml:space="preserve"> PAGEREF _Toc225777295 \h </w:instrText>
             </w:r>
             <w:r>
               <w:rPr>
@@ -875,7 +875,7 @@
               <w14:ligatures w14:val="standardContextual"/>
             </w:rPr>
           </w:pPr>
-          <w:hyperlink w:anchor="_Toc225688197" w:history="1">
+          <w:hyperlink w:anchor="_Toc225777296" w:history="1">
             <w:r>
               <w:rPr>
                 <w:rStyle w:val="Hyperlink"/>
@@ -911,7 +911,7 @@
                 <w:noProof/>
                 <w:webHidden/>
               </w:rPr>
-              <w:instrText xml:space="preserve"> PAGEREF _Toc225688197 \h </w:instrText>
+              <w:instrText xml:space="preserve"> PAGEREF _Toc225777296 \h </w:instrText>
             </w:r>
             <w:r>
               <w:rPr>
@@ -958,7 +958,7 @@
               <w14:ligatures w14:val="standardContextual"/>
             </w:rPr>
           </w:pPr>
-          <w:hyperlink w:anchor="_Toc225688198" w:history="1">
+          <w:hyperlink w:anchor="_Toc225777297" w:history="1">
             <w:r>
               <w:rPr>
                 <w:rStyle w:val="Hyperlink"/>
@@ -985,7 +985,7 @@
                 <w:noProof/>
                 <w:webHidden/>
               </w:rPr>
-              <w:instrText xml:space="preserve"> PAGEREF _Toc225688198 \h </w:instrText>
+              <w:instrText xml:space="preserve"> PAGEREF _Toc225777297 \h </w:instrText>
             </w:r>
             <w:r>
               <w:rPr>
@@ -1032,7 +1032,7 @@
               <w14:ligatures w14:val="standardContextual"/>
             </w:rPr>
           </w:pPr>
-          <w:hyperlink w:anchor="_Toc225688199" w:history="1">
+          <w:hyperlink w:anchor="_Toc225777298" w:history="1">
             <w:r>
               <w:rPr>
                 <w:rStyle w:val="Hyperlink"/>
@@ -1059,7 +1059,7 @@
                 <w:noProof/>
                 <w:webHidden/>
               </w:rPr>
-              <w:instrText xml:space="preserve"> PAGEREF _Toc225688199 \h </w:instrText>
+              <w:instrText xml:space="preserve"> PAGEREF _Toc225777298 \h </w:instrText>
             </w:r>
             <w:r>
               <w:rPr>
@@ -1106,7 +1106,7 @@
               <w14:ligatures w14:val="standardContextual"/>
             </w:rPr>
           </w:pPr>
-          <w:hyperlink w:anchor="_Toc225688200" w:history="1">
+          <w:hyperlink w:anchor="_Toc225777299" w:history="1">
             <w:r>
               <w:rPr>
                 <w:rStyle w:val="Hyperlink"/>
@@ -1133,7 +1133,7 @@
                 <w:noProof/>
                 <w:webHidden/>
               </w:rPr>
-              <w:instrText xml:space="preserve"> PAGEREF _Toc225688200 \h </w:instrText>
+              <w:instrText xml:space="preserve"> PAGEREF _Toc225777299 \h </w:instrText>
             </w:r>
             <w:r>
               <w:rPr>
@@ -1180,7 +1180,7 @@
               <w14:ligatures w14:val="standardContextual"/>
             </w:rPr>
           </w:pPr>
-          <w:hyperlink w:anchor="_Toc225688201" w:history="1">
+          <w:hyperlink w:anchor="_Toc225777300" w:history="1">
             <w:r>
               <w:rPr>
                 <w:rStyle w:val="Hyperlink"/>
@@ -1207,7 +1207,7 @@
                 <w:noProof/>
                 <w:webHidden/>
               </w:rPr>
-              <w:instrText xml:space="preserve"> PAGEREF _Toc225688201 \h </w:instrText>
+              <w:instrText xml:space="preserve"> PAGEREF _Toc225777300 \h </w:instrText>
             </w:r>
             <w:r>
               <w:rPr>
@@ -1255,7 +1255,7 @@
         <w:pStyle w:val="Heading1"/>
       </w:pPr>
       <w:bookmarkStart w:id="0" w:name="Xa25cc5ae002b0b87677d4bc7fa15543cc41913e"/>
-      <w:bookmarkStart w:id="1" w:name="_Toc225688186"/>
+      <w:bookmarkStart w:id="1" w:name="_Toc225777285"/>
       <w:r>
         <w:t>Enabling WSL and Virtual Machine Platform</w:t>
       </w:r>
@@ -1321,7 +1321,7 @@
         </w:rPr>
         <w:lastRenderedPageBreak/>
         <w:drawing>
-          <wp:inline distT="0" distB="0" distL="0" distR="0" wp14:anchorId="487EF173" wp14:editId="4901B712">
+          <wp:inline distT="0" distB="0" distL="0" distR="0" wp14:anchorId="42E68880" wp14:editId="210F670D">
             <wp:extent cx="4398745" cy="6429675"/>
             <wp:effectExtent l="0" t="0" r="0" b="0"/>
             <wp:docPr id="22" name="Picture" descr="Figure 1"/>
@@ -1443,7 +1443,7 @@
         </w:rPr>
         <w:lastRenderedPageBreak/>
         <w:drawing>
-          <wp:inline distT="0" distB="0" distL="0" distR="0" wp14:anchorId="61D915C3" wp14:editId="6024CD14">
+          <wp:inline distT="0" distB="0" distL="0" distR="0" wp14:anchorId="66F11B50" wp14:editId="4AB1B1BD">
             <wp:extent cx="6692900" cy="3783205"/>
             <wp:effectExtent l="0" t="0" r="0" b="0"/>
             <wp:docPr id="25" name="Picture" descr="Figure 2"/>
@@ -1494,7 +1494,7 @@
           <w:noProof/>
         </w:rPr>
         <w:drawing>
-          <wp:inline distT="0" distB="0" distL="0" distR="0" wp14:anchorId="7EDC600A" wp14:editId="675D4F6C">
+          <wp:inline distT="0" distB="0" distL="0" distR="0" wp14:anchorId="1DFC8C29" wp14:editId="7C99B4F7">
             <wp:extent cx="6692900" cy="912378"/>
             <wp:effectExtent l="0" t="0" r="0" b="0"/>
             <wp:docPr id="28" name="Picture" descr="Figure 3"/>
@@ -1590,7 +1590,7 @@
         <w:pStyle w:val="Heading2"/>
       </w:pPr>
       <w:bookmarkStart w:id="2" w:name="Xbe003e57fe27dfc96c8c3e602c232dc78a1414e"/>
-      <w:bookmarkStart w:id="3" w:name="_Toc225688187"/>
+      <w:bookmarkStart w:id="3" w:name="_Toc225777286"/>
       <w:r>
         <w:t>Optional note for anyone testing the guide inside a Hyper-V VM</w:t>
       </w:r>
@@ -1953,7 +1953,7 @@
         <w:pStyle w:val="Heading2"/>
       </w:pPr>
       <w:bookmarkStart w:id="4" w:name="ubuntu-configuration"/>
-      <w:bookmarkStart w:id="5" w:name="_Toc225688188"/>
+      <w:bookmarkStart w:id="5" w:name="_Toc225777287"/>
       <w:bookmarkEnd w:id="2"/>
       <w:r>
         <w:t>Ubuntu configuration</w:t>
@@ -2001,7 +2001,7 @@
           <w:noProof/>
         </w:rPr>
         <w:drawing>
-          <wp:inline distT="0" distB="0" distL="0" distR="0" wp14:anchorId="01BCE2BE" wp14:editId="465333D8">
+          <wp:inline distT="0" distB="0" distL="0" distR="0" wp14:anchorId="2FC07126" wp14:editId="04C19DBE">
             <wp:extent cx="6063915" cy="4032985"/>
             <wp:effectExtent l="0" t="0" r="0" b="0"/>
             <wp:docPr id="32" name="Picture" descr="Figure 4"/>
@@ -2067,7 +2067,7 @@
           <w:noProof/>
         </w:rPr>
         <w:drawing>
-          <wp:inline distT="0" distB="0" distL="0" distR="0" wp14:anchorId="00F8AE61" wp14:editId="5F467F9A">
+          <wp:inline distT="0" distB="0" distL="0" distR="0" wp14:anchorId="12CD3AD2" wp14:editId="665657FD">
             <wp:extent cx="6692900" cy="834345"/>
             <wp:effectExtent l="0" t="0" r="0" b="0"/>
             <wp:docPr id="35" name="Picture" descr="Figure 7"/>
@@ -2114,7 +2114,7 @@
         <w:pStyle w:val="Heading2"/>
       </w:pPr>
       <w:bookmarkStart w:id="6" w:name="upgrades-and-updates"/>
-      <w:bookmarkStart w:id="7" w:name="_Toc225688189"/>
+      <w:bookmarkStart w:id="7" w:name="_Toc225777288"/>
       <w:bookmarkEnd w:id="4"/>
       <w:r>
         <w:lastRenderedPageBreak/>
@@ -2247,7 +2247,7 @@
           <w:noProof/>
         </w:rPr>
         <w:drawing>
-          <wp:inline distT="0" distB="0" distL="0" distR="0" wp14:anchorId="2E9A11E9" wp14:editId="67ADEA37">
+          <wp:inline distT="0" distB="0" distL="0" distR="0" wp14:anchorId="197A6C9D" wp14:editId="08A58580">
             <wp:extent cx="4321743" cy="750770"/>
             <wp:effectExtent l="0" t="0" r="0" b="0"/>
             <wp:docPr id="39" name="Picture" descr="Figure 5"/>
@@ -2446,7 +2446,7 @@
         <w:pStyle w:val="Heading1"/>
       </w:pPr>
       <w:bookmarkStart w:id="8" w:name="installing-docker-for-wsl"/>
-      <w:bookmarkStart w:id="9" w:name="_Toc225688190"/>
+      <w:bookmarkStart w:id="9" w:name="_Toc225777289"/>
       <w:bookmarkEnd w:id="0"/>
       <w:bookmarkEnd w:id="6"/>
       <w:r>
@@ -2532,7 +2532,7 @@
         <w:pStyle w:val="Heading2"/>
       </w:pPr>
       <w:bookmarkStart w:id="10" w:name="recommended-path-docker-desktop"/>
-      <w:bookmarkStart w:id="11" w:name="_Toc225688191"/>
+      <w:bookmarkStart w:id="11" w:name="_Toc225777290"/>
       <w:r>
         <w:t>Recommended path: Docker Desktop</w:t>
       </w:r>
@@ -2578,7 +2578,7 @@
         </w:rPr>
         <w:lastRenderedPageBreak/>
         <w:drawing>
-          <wp:inline distT="0" distB="0" distL="0" distR="0" wp14:anchorId="15FF2044" wp14:editId="778593D6">
+          <wp:inline distT="0" distB="0" distL="0" distR="0" wp14:anchorId="50FF3765" wp14:editId="69FD0ADC">
             <wp:extent cx="6692900" cy="4471964"/>
             <wp:effectExtent l="0" t="0" r="0" b="0"/>
             <wp:docPr id="45" name="Picture" descr="Figure 18"/>
@@ -2659,7 +2659,7 @@
           <w:noProof/>
         </w:rPr>
         <w:drawing>
-          <wp:inline distT="0" distB="0" distL="0" distR="0" wp14:anchorId="5A856F5A" wp14:editId="4C0DBE37">
+          <wp:inline distT="0" distB="0" distL="0" distR="0" wp14:anchorId="2B968CB7" wp14:editId="49A10672">
             <wp:extent cx="6692900" cy="1599019"/>
             <wp:effectExtent l="0" t="0" r="0" b="0"/>
             <wp:docPr id="48" name="Picture" descr="Figure 11"/>
@@ -2757,7 +2757,7 @@
         </w:rPr>
         <w:lastRenderedPageBreak/>
         <w:drawing>
-          <wp:inline distT="0" distB="0" distL="0" distR="0" wp14:anchorId="46471ABF" wp14:editId="30D9F844">
+          <wp:inline distT="0" distB="0" distL="0" distR="0" wp14:anchorId="41812592" wp14:editId="128B29EF">
             <wp:extent cx="6692900" cy="4615132"/>
             <wp:effectExtent l="0" t="0" r="0" b="0"/>
             <wp:docPr id="51" name="Picture" descr="Figure 8"/>
@@ -2826,7 +2826,7 @@
           <w:noProof/>
         </w:rPr>
         <w:drawing>
-          <wp:inline distT="0" distB="0" distL="0" distR="0" wp14:anchorId="35160B3E" wp14:editId="29BA0864">
+          <wp:inline distT="0" distB="0" distL="0" distR="0" wp14:anchorId="7FD46BC5" wp14:editId="13375C61">
             <wp:extent cx="6692900" cy="2919863"/>
             <wp:effectExtent l="0" t="0" r="0" b="0"/>
             <wp:docPr id="54" name="Picture" descr="Figure 9"/>
@@ -2969,7 +2969,7 @@
           <w:noProof/>
         </w:rPr>
         <w:drawing>
-          <wp:inline distT="0" distB="0" distL="0" distR="0" wp14:anchorId="60E0A703" wp14:editId="25741142">
+          <wp:inline distT="0" distB="0" distL="0" distR="0" wp14:anchorId="4DDFB9CC" wp14:editId="1AE7A8AB">
             <wp:extent cx="6692900" cy="3622664"/>
             <wp:effectExtent l="0" t="0" r="0" b="0"/>
             <wp:docPr id="57" name="Picture" descr="Figure 21"/>
@@ -3046,7 +3046,7 @@
         </w:rPr>
         <w:lastRenderedPageBreak/>
         <w:drawing>
-          <wp:inline distT="0" distB="0" distL="0" distR="0" wp14:anchorId="70C6CB6B" wp14:editId="1576BBCA">
+          <wp:inline distT="0" distB="0" distL="0" distR="0" wp14:anchorId="443E6EA1" wp14:editId="2A26ED68">
             <wp:extent cx="6692900" cy="4142408"/>
             <wp:effectExtent l="0" t="0" r="0" b="0"/>
             <wp:docPr id="60" name="Picture" descr="Figure 12"/>
@@ -3162,7 +3162,7 @@
           <w:noProof/>
         </w:rPr>
         <w:drawing>
-          <wp:inline distT="0" distB="0" distL="0" distR="0" wp14:anchorId="070EE7DD" wp14:editId="61E1B498">
+          <wp:inline distT="0" distB="0" distL="0" distR="0" wp14:anchorId="326E7D3B" wp14:editId="53C72117">
             <wp:extent cx="4918509" cy="952901"/>
             <wp:effectExtent l="0" t="0" r="0" b="0"/>
             <wp:docPr id="63" name="Picture" descr="Figure 10"/>
@@ -3247,7 +3247,7 @@
           <w:noProof/>
         </w:rPr>
         <w:drawing>
-          <wp:inline distT="0" distB="0" distL="0" distR="0" wp14:anchorId="2ADA049C" wp14:editId="08EFA2E7">
+          <wp:inline distT="0" distB="0" distL="0" distR="0" wp14:anchorId="194D5556" wp14:editId="46CF7FE3">
             <wp:extent cx="6692900" cy="4431561"/>
             <wp:effectExtent l="0" t="0" r="0" b="0"/>
             <wp:docPr id="66" name="Picture" descr="Figure 25"/>
@@ -3366,7 +3366,7 @@
         <w:pStyle w:val="Heading2"/>
       </w:pPr>
       <w:bookmarkStart w:id="12" w:name="Xff6f17d33d78302ed077814de88b136bbd343e6"/>
-      <w:bookmarkStart w:id="13" w:name="_Toc225688192"/>
+      <w:bookmarkStart w:id="13" w:name="_Toc225777291"/>
       <w:bookmarkEnd w:id="10"/>
       <w:r>
         <w:t>Optional advanced alternative: native Docker Engine inside WSL</w:t>
@@ -4143,7 +4143,7 @@
         <w:pStyle w:val="Heading1"/>
       </w:pPr>
       <w:bookmarkStart w:id="14" w:name="tools-needed-by-the-next-guides"/>
-      <w:bookmarkStart w:id="15" w:name="_Toc225688193"/>
+      <w:bookmarkStart w:id="15" w:name="_Toc225777292"/>
       <w:bookmarkEnd w:id="8"/>
       <w:bookmarkEnd w:id="12"/>
       <w:r>
@@ -4269,7 +4269,7 @@
         <w:pStyle w:val="Heading2"/>
       </w:pPr>
       <w:bookmarkStart w:id="16" w:name="for-the-windows--powershell-path"/>
-      <w:bookmarkStart w:id="17" w:name="_Toc225688194"/>
+      <w:bookmarkStart w:id="17" w:name="_Toc225777293"/>
       <w:r>
         <w:t>For the Windows / PowerShell path</w:t>
       </w:r>
@@ -4814,7 +4814,7 @@
         <w:pStyle w:val="Heading2"/>
       </w:pPr>
       <w:bookmarkStart w:id="18" w:name="X2b4a8a5a12e489e1f274b757da9f3348134cbb0"/>
-      <w:bookmarkStart w:id="19" w:name="_Toc225688195"/>
+      <w:bookmarkStart w:id="19" w:name="_Toc225777294"/>
       <w:bookmarkEnd w:id="16"/>
       <w:r>
         <w:t>OpenVPN client on Windows and lab access files</w:t>
@@ -4986,7 +4986,7 @@
         <w:pStyle w:val="Heading2"/>
       </w:pPr>
       <w:bookmarkStart w:id="20" w:name="for-the-wsl--ubuntu-path"/>
-      <w:bookmarkStart w:id="21" w:name="_Toc225688196"/>
+      <w:bookmarkStart w:id="21" w:name="_Toc225777295"/>
       <w:bookmarkEnd w:id="18"/>
       <w:r>
         <w:t>For the WSL / Ubuntu path</w:t>
@@ -5651,7 +5651,7 @@
         <w:pStyle w:val="Heading1"/>
       </w:pPr>
       <w:bookmarkStart w:id="22" w:name="configure-vpn-and-kubeconfig-for-vdcloud"/>
-      <w:bookmarkStart w:id="23" w:name="_Toc225688197"/>
+      <w:bookmarkStart w:id="23" w:name="_Toc225777296"/>
       <w:bookmarkEnd w:id="14"/>
       <w:bookmarkEnd w:id="20"/>
       <w:r>
@@ -6069,7 +6069,7 @@
         <w:pStyle w:val="Heading1"/>
       </w:pPr>
       <w:bookmarkStart w:id="24" w:name="next-step-get-the-repository"/>
-      <w:bookmarkStart w:id="25" w:name="_Toc225688198"/>
+      <w:bookmarkStart w:id="25" w:name="_Toc225777297"/>
       <w:bookmarkEnd w:id="22"/>
       <w:r>
         <w:t>Next step: get the repository</w:t>
@@ -6131,7 +6131,7 @@
         <w:pStyle w:val="Heading2"/>
       </w:pPr>
       <w:bookmarkStart w:id="26" w:name="option-a-clone-in-a-windows-folder"/>
-      <w:bookmarkStart w:id="27" w:name="_Toc225688199"/>
+      <w:bookmarkStart w:id="27" w:name="_Toc225777298"/>
       <w:r>
         <w:lastRenderedPageBreak/>
         <w:t>Option A: clone in a Windows folder</w:t>
@@ -6278,7 +6278,7 @@
         <w:pStyle w:val="Heading2"/>
       </w:pPr>
       <w:bookmarkStart w:id="28" w:name="option-b-clone-inside-wsl"/>
-      <w:bookmarkStart w:id="29" w:name="_Toc225688200"/>
+      <w:bookmarkStart w:id="29" w:name="_Toc225777299"/>
       <w:bookmarkEnd w:id="26"/>
       <w:r>
         <w:t>Option B: clone inside WSL</w:t>
@@ -6374,7 +6374,7 @@
         <w:pStyle w:val="Heading2"/>
       </w:pPr>
       <w:bookmarkStart w:id="30" w:name="what-to-keep-in-mind"/>
-      <w:bookmarkStart w:id="31" w:name="_Toc225688201"/>
+      <w:bookmarkStart w:id="31" w:name="_Toc225777300"/>
       <w:bookmarkEnd w:id="28"/>
       <w:r>
         <w:t>What to keep in mind</w:t>
@@ -6881,7 +6881,7 @@
   <w:abstractNum w:abstractNumId="9" w15:restartNumberingAfterBreak="0">
     <w:nsid w:val="0000A990"/>
     <w:multiLevelType w:val="multilevel"/>
-    <w:tmpl w:val="AA5C05E0"/>
+    <w:tmpl w:val="698C8C9A"/>
     <w:lvl w:ilvl="0">
       <w:numFmt w:val="bullet"/>
       <w:lvlText w:val=" "/>
@@ -6958,7 +6958,7 @@
   <w:abstractNum w:abstractNumId="10" w15:restartNumberingAfterBreak="0">
     <w:nsid w:val="0000A991"/>
     <w:multiLevelType w:val="multilevel"/>
-    <w:tmpl w:val="E6805040"/>
+    <w:tmpl w:val="6096DC5A"/>
     <w:lvl w:ilvl="0">
       <w:numFmt w:val="bullet"/>
       <w:lvlText w:val=""/>
@@ -7062,7 +7062,7 @@
   <w:abstractNum w:abstractNumId="11" w15:restartNumberingAfterBreak="0">
     <w:nsid w:val="00A99411"/>
     <w:multiLevelType w:val="multilevel"/>
-    <w:tmpl w:val="D0749BEE"/>
+    <w:tmpl w:val="0C4AC380"/>
     <w:lvl w:ilvl="0">
       <w:start w:val="1"/>
       <w:numFmt w:val="decimal"/>
@@ -7148,7 +7148,7 @@
   <w:abstractNum w:abstractNumId="12" w15:restartNumberingAfterBreak="0">
     <w:nsid w:val="00A99413"/>
     <w:multiLevelType w:val="multilevel"/>
-    <w:tmpl w:val="61DE0D8C"/>
+    <w:tmpl w:val="C0A03D00"/>
     <w:lvl w:ilvl="0">
       <w:start w:val="3"/>
       <w:numFmt w:val="decimal"/>
@@ -7231,40 +7231,40 @@
       </w:pPr>
     </w:lvl>
   </w:abstractNum>
-  <w:num w:numId="1" w16cid:durableId="234972563">
+  <w:num w:numId="1" w16cid:durableId="1060715544">
     <w:abstractNumId w:val="8"/>
   </w:num>
-  <w:num w:numId="2" w16cid:durableId="1054041157">
+  <w:num w:numId="2" w16cid:durableId="331109113">
     <w:abstractNumId w:val="6"/>
   </w:num>
-  <w:num w:numId="3" w16cid:durableId="130445151">
+  <w:num w:numId="3" w16cid:durableId="1285574114">
     <w:abstractNumId w:val="5"/>
   </w:num>
-  <w:num w:numId="4" w16cid:durableId="1671906619">
+  <w:num w:numId="4" w16cid:durableId="802964797">
     <w:abstractNumId w:val="4"/>
   </w:num>
-  <w:num w:numId="5" w16cid:durableId="517474926">
+  <w:num w:numId="5" w16cid:durableId="1380858390">
     <w:abstractNumId w:val="7"/>
   </w:num>
-  <w:num w:numId="6" w16cid:durableId="552543503">
+  <w:num w:numId="6" w16cid:durableId="1887064782">
     <w:abstractNumId w:val="3"/>
   </w:num>
-  <w:num w:numId="7" w16cid:durableId="554435641">
+  <w:num w:numId="7" w16cid:durableId="937366758">
     <w:abstractNumId w:val="2"/>
   </w:num>
-  <w:num w:numId="8" w16cid:durableId="1931162882">
+  <w:num w:numId="8" w16cid:durableId="2029789595">
     <w:abstractNumId w:val="1"/>
   </w:num>
-  <w:num w:numId="9" w16cid:durableId="596056696">
+  <w:num w:numId="9" w16cid:durableId="1942448670">
     <w:abstractNumId w:val="0"/>
   </w:num>
-  <w:num w:numId="10" w16cid:durableId="1542398722">
+  <w:num w:numId="10" w16cid:durableId="1564565151">
     <w:abstractNumId w:val="9"/>
   </w:num>
-  <w:num w:numId="11" w16cid:durableId="1284992979">
+  <w:num w:numId="11" w16cid:durableId="195704120">
     <w:abstractNumId w:val="10"/>
   </w:num>
-  <w:num w:numId="12" w16cid:durableId="1649672512">
+  <w:num w:numId="12" w16cid:durableId="497497489">
     <w:abstractNumId w:val="11"/>
     <w:lvlOverride w:ilvl="0">
       <w:startOverride w:val="1"/>
@@ -7294,7 +7294,7 @@
       <w:startOverride w:val="1"/>
     </w:lvlOverride>
   </w:num>
-  <w:num w:numId="13" w16cid:durableId="1050307923">
+  <w:num w:numId="13" w16cid:durableId="360251647">
     <w:abstractNumId w:val="12"/>
     <w:lvlOverride w:ilvl="0">
       <w:startOverride w:val="3"/>
@@ -7324,31 +7324,31 @@
       <w:startOverride w:val="3"/>
     </w:lvlOverride>
   </w:num>
-  <w:num w:numId="14" w16cid:durableId="648289302">
+  <w:num w:numId="14" w16cid:durableId="730736671">
     <w:abstractNumId w:val="10"/>
   </w:num>
-  <w:num w:numId="15" w16cid:durableId="296107664">
+  <w:num w:numId="15" w16cid:durableId="1988051973">
     <w:abstractNumId w:val="10"/>
   </w:num>
-  <w:num w:numId="16" w16cid:durableId="1762871365">
+  <w:num w:numId="16" w16cid:durableId="180559050">
     <w:abstractNumId w:val="10"/>
   </w:num>
-  <w:num w:numId="17" w16cid:durableId="937370978">
+  <w:num w:numId="17" w16cid:durableId="479034651">
     <w:abstractNumId w:val="10"/>
   </w:num>
-  <w:num w:numId="18" w16cid:durableId="465852334">
+  <w:num w:numId="18" w16cid:durableId="1628701582">
     <w:abstractNumId w:val="10"/>
   </w:num>
-  <w:num w:numId="19" w16cid:durableId="1461531219">
+  <w:num w:numId="19" w16cid:durableId="748043830">
     <w:abstractNumId w:val="10"/>
   </w:num>
-  <w:num w:numId="20" w16cid:durableId="215435370">
+  <w:num w:numId="20" w16cid:durableId="763307930">
     <w:abstractNumId w:val="10"/>
   </w:num>
-  <w:num w:numId="21" w16cid:durableId="1002273095">
+  <w:num w:numId="21" w16cid:durableId="1869219618">
     <w:abstractNumId w:val="10"/>
   </w:num>
-  <w:num w:numId="22" w16cid:durableId="1596746726">
+  <w:num w:numId="22" w16cid:durableId="1645697801">
     <w:abstractNumId w:val="11"/>
     <w:lvlOverride w:ilvl="0">
       <w:startOverride w:val="1"/>
@@ -7378,19 +7378,19 @@
       <w:startOverride w:val="1"/>
     </w:lvlOverride>
   </w:num>
-  <w:num w:numId="23" w16cid:durableId="1694185315">
+  <w:num w:numId="23" w16cid:durableId="389302302">
     <w:abstractNumId w:val="10"/>
   </w:num>
-  <w:num w:numId="24" w16cid:durableId="1252621065">
+  <w:num w:numId="24" w16cid:durableId="725420367">
     <w:abstractNumId w:val="10"/>
   </w:num>
-  <w:num w:numId="25" w16cid:durableId="429617870">
+  <w:num w:numId="25" w16cid:durableId="1434981074">
     <w:abstractNumId w:val="10"/>
   </w:num>
-  <w:num w:numId="26" w16cid:durableId="1977299618">
+  <w:num w:numId="26" w16cid:durableId="2057196044">
     <w:abstractNumId w:val="10"/>
   </w:num>
-  <w:num w:numId="27" w16cid:durableId="1500080765">
+  <w:num w:numId="27" w16cid:durableId="1833522512">
     <w:abstractNumId w:val="10"/>
   </w:num>
 </w:numbering>
@@ -19211,7 +19211,7 @@
     <w:autoRedefine/>
     <w:uiPriority w:val="39"/>
     <w:unhideWhenUsed/>
-    <w:rsid w:val="00B3325B"/>
+    <w:rsid w:val="00070B76"/>
     <w:pPr>
       <w:spacing w:after="100"/>
     </w:pPr>
@@ -19223,7 +19223,7 @@
     <w:autoRedefine/>
     <w:uiPriority w:val="39"/>
     <w:unhideWhenUsed/>
-    <w:rsid w:val="00B3325B"/>
+    <w:rsid w:val="00070B76"/>
     <w:pPr>
       <w:spacing w:after="100"/>
       <w:ind w:left="220"/>
@@ -19234,7 +19234,7 @@
     <w:basedOn w:val="DefaultParagraphFont"/>
     <w:uiPriority w:val="99"/>
     <w:unhideWhenUsed/>
-    <w:rsid w:val="00B3325B"/>
+    <w:rsid w:val="00070B76"/>
     <w:rPr>
       <w:color w:val="0000FF" w:themeColor="hyperlink"/>
       <w:u w:val="single"/>

--- a/odigoi/01_workstation_setup.en.docx
+++ b/odigoi/01_workstation_setup.en.docx
@@ -20,7 +20,7 @@
           <w:sz w:val="22"/>
           <w:szCs w:val="22"/>
         </w:rPr>
-        <w:id w:val="-226384694"/>
+        <w:id w:val="-541829695"/>
         <w:docPartObj>
           <w:docPartGallery w:val="Table of Contents"/>
           <w:docPartUnique/>
@@ -61,7 +61,7 @@
           <w:r>
             <w:fldChar w:fldCharType="separate"/>
           </w:r>
-          <w:hyperlink w:anchor="_Toc225777285" w:history="1">
+          <w:hyperlink w:anchor="_Toc227785085" w:history="1">
             <w:r>
               <w:rPr>
                 <w:rStyle w:val="Hyperlink"/>
@@ -88,7 +88,7 @@
                 <w:noProof/>
                 <w:webHidden/>
               </w:rPr>
-              <w:instrText xml:space="preserve"> PAGEREF _Toc225777285 \h </w:instrText>
+              <w:instrText xml:space="preserve"> PAGEREF _Toc227785085 \h </w:instrText>
             </w:r>
             <w:r>
               <w:rPr>
@@ -135,7 +135,7 @@
               <w14:ligatures w14:val="standardContextual"/>
             </w:rPr>
           </w:pPr>
-          <w:hyperlink w:anchor="_Toc225777286" w:history="1">
+          <w:hyperlink w:anchor="_Toc227785086" w:history="1">
             <w:r>
               <w:rPr>
                 <w:rStyle w:val="Hyperlink"/>
@@ -162,7 +162,7 @@
                 <w:noProof/>
                 <w:webHidden/>
               </w:rPr>
-              <w:instrText xml:space="preserve"> PAGEREF _Toc225777286 \h </w:instrText>
+              <w:instrText xml:space="preserve"> PAGEREF _Toc227785086 \h </w:instrText>
             </w:r>
             <w:r>
               <w:rPr>
@@ -209,7 +209,7 @@
               <w14:ligatures w14:val="standardContextual"/>
             </w:rPr>
           </w:pPr>
-          <w:hyperlink w:anchor="_Toc225777287" w:history="1">
+          <w:hyperlink w:anchor="_Toc227785087" w:history="1">
             <w:r>
               <w:rPr>
                 <w:rStyle w:val="Hyperlink"/>
@@ -236,7 +236,7 @@
                 <w:noProof/>
                 <w:webHidden/>
               </w:rPr>
-              <w:instrText xml:space="preserve"> PAGEREF _Toc225777287 \h </w:instrText>
+              <w:instrText xml:space="preserve"> PAGEREF _Toc227785087 \h </w:instrText>
             </w:r>
             <w:r>
               <w:rPr>
@@ -283,7 +283,7 @@
               <w14:ligatures w14:val="standardContextual"/>
             </w:rPr>
           </w:pPr>
-          <w:hyperlink w:anchor="_Toc225777288" w:history="1">
+          <w:hyperlink w:anchor="_Toc227785088" w:history="1">
             <w:r>
               <w:rPr>
                 <w:rStyle w:val="Hyperlink"/>
@@ -310,7 +310,7 @@
                 <w:noProof/>
                 <w:webHidden/>
               </w:rPr>
-              <w:instrText xml:space="preserve"> PAGEREF _Toc225777288 \h </w:instrText>
+              <w:instrText xml:space="preserve"> PAGEREF _Toc227785088 \h </w:instrText>
             </w:r>
             <w:r>
               <w:rPr>
@@ -357,7 +357,7 @@
               <w14:ligatures w14:val="standardContextual"/>
             </w:rPr>
           </w:pPr>
-          <w:hyperlink w:anchor="_Toc225777289" w:history="1">
+          <w:hyperlink w:anchor="_Toc227785089" w:history="1">
             <w:r>
               <w:rPr>
                 <w:rStyle w:val="Hyperlink"/>
@@ -384,7 +384,7 @@
                 <w:noProof/>
                 <w:webHidden/>
               </w:rPr>
-              <w:instrText xml:space="preserve"> PAGEREF _Toc225777289 \h </w:instrText>
+              <w:instrText xml:space="preserve"> PAGEREF _Toc227785089 \h </w:instrText>
             </w:r>
             <w:r>
               <w:rPr>
@@ -431,7 +431,7 @@
               <w14:ligatures w14:val="standardContextual"/>
             </w:rPr>
           </w:pPr>
-          <w:hyperlink w:anchor="_Toc225777290" w:history="1">
+          <w:hyperlink w:anchor="_Toc227785090" w:history="1">
             <w:r>
               <w:rPr>
                 <w:rStyle w:val="Hyperlink"/>
@@ -458,7 +458,7 @@
                 <w:noProof/>
                 <w:webHidden/>
               </w:rPr>
-              <w:instrText xml:space="preserve"> PAGEREF _Toc225777290 \h </w:instrText>
+              <w:instrText xml:space="preserve"> PAGEREF _Toc227785090 \h </w:instrText>
             </w:r>
             <w:r>
               <w:rPr>
@@ -505,7 +505,7 @@
               <w14:ligatures w14:val="standardContextual"/>
             </w:rPr>
           </w:pPr>
-          <w:hyperlink w:anchor="_Toc225777291" w:history="1">
+          <w:hyperlink w:anchor="_Toc227785091" w:history="1">
             <w:r>
               <w:rPr>
                 <w:rStyle w:val="Hyperlink"/>
@@ -532,7 +532,7 @@
                 <w:noProof/>
                 <w:webHidden/>
               </w:rPr>
-              <w:instrText xml:space="preserve"> PAGEREF _Toc225777291 \h </w:instrText>
+              <w:instrText xml:space="preserve"> PAGEREF _Toc227785091 \h </w:instrText>
             </w:r>
             <w:r>
               <w:rPr>
@@ -579,7 +579,7 @@
               <w14:ligatures w14:val="standardContextual"/>
             </w:rPr>
           </w:pPr>
-          <w:hyperlink w:anchor="_Toc225777292" w:history="1">
+          <w:hyperlink w:anchor="_Toc227785092" w:history="1">
             <w:r>
               <w:rPr>
                 <w:rStyle w:val="Hyperlink"/>
@@ -606,7 +606,7 @@
                 <w:noProof/>
                 <w:webHidden/>
               </w:rPr>
-              <w:instrText xml:space="preserve"> PAGEREF _Toc225777292 \h </w:instrText>
+              <w:instrText xml:space="preserve"> PAGEREF _Toc227785092 \h </w:instrText>
             </w:r>
             <w:r>
               <w:rPr>
@@ -653,7 +653,7 @@
               <w14:ligatures w14:val="standardContextual"/>
             </w:rPr>
           </w:pPr>
-          <w:hyperlink w:anchor="_Toc225777293" w:history="1">
+          <w:hyperlink w:anchor="_Toc227785093" w:history="1">
             <w:r>
               <w:rPr>
                 <w:rStyle w:val="Hyperlink"/>
@@ -680,7 +680,7 @@
                 <w:noProof/>
                 <w:webHidden/>
               </w:rPr>
-              <w:instrText xml:space="preserve"> PAGEREF _Toc225777293 \h </w:instrText>
+              <w:instrText xml:space="preserve"> PAGEREF _Toc227785093 \h </w:instrText>
             </w:r>
             <w:r>
               <w:rPr>
@@ -727,7 +727,7 @@
               <w14:ligatures w14:val="standardContextual"/>
             </w:rPr>
           </w:pPr>
-          <w:hyperlink w:anchor="_Toc225777294" w:history="1">
+          <w:hyperlink w:anchor="_Toc227785094" w:history="1">
             <w:r>
               <w:rPr>
                 <w:rStyle w:val="Hyperlink"/>
@@ -754,7 +754,7 @@
                 <w:noProof/>
                 <w:webHidden/>
               </w:rPr>
-              <w:instrText xml:space="preserve"> PAGEREF _Toc225777294 \h </w:instrText>
+              <w:instrText xml:space="preserve"> PAGEREF _Toc227785094 \h </w:instrText>
             </w:r>
             <w:r>
               <w:rPr>
@@ -801,7 +801,7 @@
               <w14:ligatures w14:val="standardContextual"/>
             </w:rPr>
           </w:pPr>
-          <w:hyperlink w:anchor="_Toc225777295" w:history="1">
+          <w:hyperlink w:anchor="_Toc227785095" w:history="1">
             <w:r>
               <w:rPr>
                 <w:rStyle w:val="Hyperlink"/>
@@ -828,7 +828,7 @@
                 <w:noProof/>
                 <w:webHidden/>
               </w:rPr>
-              <w:instrText xml:space="preserve"> PAGEREF _Toc225777295 \h </w:instrText>
+              <w:instrText xml:space="preserve"> PAGEREF _Toc227785095 \h </w:instrText>
             </w:r>
             <w:r>
               <w:rPr>
@@ -875,7 +875,7 @@
               <w14:ligatures w14:val="standardContextual"/>
             </w:rPr>
           </w:pPr>
-          <w:hyperlink w:anchor="_Toc225777296" w:history="1">
+          <w:hyperlink w:anchor="_Toc227785096" w:history="1">
             <w:r>
               <w:rPr>
                 <w:rStyle w:val="Hyperlink"/>
@@ -911,7 +911,7 @@
                 <w:noProof/>
                 <w:webHidden/>
               </w:rPr>
-              <w:instrText xml:space="preserve"> PAGEREF _Toc225777296 \h </w:instrText>
+              <w:instrText xml:space="preserve"> PAGEREF _Toc227785096 \h </w:instrText>
             </w:r>
             <w:r>
               <w:rPr>
@@ -958,7 +958,7 @@
               <w14:ligatures w14:val="standardContextual"/>
             </w:rPr>
           </w:pPr>
-          <w:hyperlink w:anchor="_Toc225777297" w:history="1">
+          <w:hyperlink w:anchor="_Toc227785097" w:history="1">
             <w:r>
               <w:rPr>
                 <w:rStyle w:val="Hyperlink"/>
@@ -985,7 +985,7 @@
                 <w:noProof/>
                 <w:webHidden/>
               </w:rPr>
-              <w:instrText xml:space="preserve"> PAGEREF _Toc225777297 \h </w:instrText>
+              <w:instrText xml:space="preserve"> PAGEREF _Toc227785097 \h </w:instrText>
             </w:r>
             <w:r>
               <w:rPr>
@@ -1032,7 +1032,7 @@
               <w14:ligatures w14:val="standardContextual"/>
             </w:rPr>
           </w:pPr>
-          <w:hyperlink w:anchor="_Toc225777298" w:history="1">
+          <w:hyperlink w:anchor="_Toc227785098" w:history="1">
             <w:r>
               <w:rPr>
                 <w:rStyle w:val="Hyperlink"/>
@@ -1059,7 +1059,7 @@
                 <w:noProof/>
                 <w:webHidden/>
               </w:rPr>
-              <w:instrText xml:space="preserve"> PAGEREF _Toc225777298 \h </w:instrText>
+              <w:instrText xml:space="preserve"> PAGEREF _Toc227785098 \h </w:instrText>
             </w:r>
             <w:r>
               <w:rPr>
@@ -1106,7 +1106,7 @@
               <w14:ligatures w14:val="standardContextual"/>
             </w:rPr>
           </w:pPr>
-          <w:hyperlink w:anchor="_Toc225777299" w:history="1">
+          <w:hyperlink w:anchor="_Toc227785099" w:history="1">
             <w:r>
               <w:rPr>
                 <w:rStyle w:val="Hyperlink"/>
@@ -1133,7 +1133,7 @@
                 <w:noProof/>
                 <w:webHidden/>
               </w:rPr>
-              <w:instrText xml:space="preserve"> PAGEREF _Toc225777299 \h </w:instrText>
+              <w:instrText xml:space="preserve"> PAGEREF _Toc227785099 \h </w:instrText>
             </w:r>
             <w:r>
               <w:rPr>
@@ -1180,7 +1180,7 @@
               <w14:ligatures w14:val="standardContextual"/>
             </w:rPr>
           </w:pPr>
-          <w:hyperlink w:anchor="_Toc225777300" w:history="1">
+          <w:hyperlink w:anchor="_Toc227785100" w:history="1">
             <w:r>
               <w:rPr>
                 <w:rStyle w:val="Hyperlink"/>
@@ -1207,7 +1207,7 @@
                 <w:noProof/>
                 <w:webHidden/>
               </w:rPr>
-              <w:instrText xml:space="preserve"> PAGEREF _Toc225777300 \h </w:instrText>
+              <w:instrText xml:space="preserve"> PAGEREF _Toc227785100 \h </w:instrText>
             </w:r>
             <w:r>
               <w:rPr>
@@ -1255,7 +1255,7 @@
         <w:pStyle w:val="Heading1"/>
       </w:pPr>
       <w:bookmarkStart w:id="0" w:name="Xa25cc5ae002b0b87677d4bc7fa15543cc41913e"/>
-      <w:bookmarkStart w:id="1" w:name="_Toc225777285"/>
+      <w:bookmarkStart w:id="1" w:name="_Toc227785085"/>
       <w:r>
         <w:t>Enabling WSL and Virtual Machine Platform</w:t>
       </w:r>
@@ -1321,7 +1321,7 @@
         </w:rPr>
         <w:lastRenderedPageBreak/>
         <w:drawing>
-          <wp:inline distT="0" distB="0" distL="0" distR="0" wp14:anchorId="42E68880" wp14:editId="210F670D">
+          <wp:inline distT="0" distB="0" distL="0" distR="0" wp14:anchorId="610BE97A" wp14:editId="2108CE81">
             <wp:extent cx="4398745" cy="6429675"/>
             <wp:effectExtent l="0" t="0" r="0" b="0"/>
             <wp:docPr id="22" name="Picture" descr="Figure 1"/>
@@ -1443,7 +1443,7 @@
         </w:rPr>
         <w:lastRenderedPageBreak/>
         <w:drawing>
-          <wp:inline distT="0" distB="0" distL="0" distR="0" wp14:anchorId="66F11B50" wp14:editId="4AB1B1BD">
+          <wp:inline distT="0" distB="0" distL="0" distR="0" wp14:anchorId="69E6F4E4" wp14:editId="5C4DBA59">
             <wp:extent cx="6692900" cy="3783205"/>
             <wp:effectExtent l="0" t="0" r="0" b="0"/>
             <wp:docPr id="25" name="Picture" descr="Figure 2"/>
@@ -1494,7 +1494,7 @@
           <w:noProof/>
         </w:rPr>
         <w:drawing>
-          <wp:inline distT="0" distB="0" distL="0" distR="0" wp14:anchorId="1DFC8C29" wp14:editId="7C99B4F7">
+          <wp:inline distT="0" distB="0" distL="0" distR="0" wp14:anchorId="2CF2DB46" wp14:editId="7BD2D854">
             <wp:extent cx="6692900" cy="912378"/>
             <wp:effectExtent l="0" t="0" r="0" b="0"/>
             <wp:docPr id="28" name="Picture" descr="Figure 3"/>
@@ -1590,7 +1590,7 @@
         <w:pStyle w:val="Heading2"/>
       </w:pPr>
       <w:bookmarkStart w:id="2" w:name="Xbe003e57fe27dfc96c8c3e602c232dc78a1414e"/>
-      <w:bookmarkStart w:id="3" w:name="_Toc225777286"/>
+      <w:bookmarkStart w:id="3" w:name="_Toc227785086"/>
       <w:r>
         <w:t>Optional note for anyone testing the guide inside a Hyper-V VM</w:t>
       </w:r>
@@ -1953,7 +1953,7 @@
         <w:pStyle w:val="Heading2"/>
       </w:pPr>
       <w:bookmarkStart w:id="4" w:name="ubuntu-configuration"/>
-      <w:bookmarkStart w:id="5" w:name="_Toc225777287"/>
+      <w:bookmarkStart w:id="5" w:name="_Toc227785087"/>
       <w:bookmarkEnd w:id="2"/>
       <w:r>
         <w:t>Ubuntu configuration</w:t>
@@ -2001,7 +2001,7 @@
           <w:noProof/>
         </w:rPr>
         <w:drawing>
-          <wp:inline distT="0" distB="0" distL="0" distR="0" wp14:anchorId="2FC07126" wp14:editId="04C19DBE">
+          <wp:inline distT="0" distB="0" distL="0" distR="0" wp14:anchorId="62C20ECB" wp14:editId="49BE5A63">
             <wp:extent cx="6063915" cy="4032985"/>
             <wp:effectExtent l="0" t="0" r="0" b="0"/>
             <wp:docPr id="32" name="Picture" descr="Figure 4"/>
@@ -2067,7 +2067,7 @@
           <w:noProof/>
         </w:rPr>
         <w:drawing>
-          <wp:inline distT="0" distB="0" distL="0" distR="0" wp14:anchorId="12CD3AD2" wp14:editId="665657FD">
+          <wp:inline distT="0" distB="0" distL="0" distR="0" wp14:anchorId="269E5D3C" wp14:editId="246B9566">
             <wp:extent cx="6692900" cy="834345"/>
             <wp:effectExtent l="0" t="0" r="0" b="0"/>
             <wp:docPr id="35" name="Picture" descr="Figure 7"/>
@@ -2114,7 +2114,7 @@
         <w:pStyle w:val="Heading2"/>
       </w:pPr>
       <w:bookmarkStart w:id="6" w:name="upgrades-and-updates"/>
-      <w:bookmarkStart w:id="7" w:name="_Toc225777288"/>
+      <w:bookmarkStart w:id="7" w:name="_Toc227785088"/>
       <w:bookmarkEnd w:id="4"/>
       <w:r>
         <w:lastRenderedPageBreak/>
@@ -2247,7 +2247,7 @@
           <w:noProof/>
         </w:rPr>
         <w:drawing>
-          <wp:inline distT="0" distB="0" distL="0" distR="0" wp14:anchorId="197A6C9D" wp14:editId="08A58580">
+          <wp:inline distT="0" distB="0" distL="0" distR="0" wp14:anchorId="4E4F3249" wp14:editId="4F48F841">
             <wp:extent cx="4321743" cy="750770"/>
             <wp:effectExtent l="0" t="0" r="0" b="0"/>
             <wp:docPr id="39" name="Picture" descr="Figure 5"/>
@@ -2446,7 +2446,7 @@
         <w:pStyle w:val="Heading1"/>
       </w:pPr>
       <w:bookmarkStart w:id="8" w:name="installing-docker-for-wsl"/>
-      <w:bookmarkStart w:id="9" w:name="_Toc225777289"/>
+      <w:bookmarkStart w:id="9" w:name="_Toc227785089"/>
       <w:bookmarkEnd w:id="0"/>
       <w:bookmarkEnd w:id="6"/>
       <w:r>
@@ -2532,7 +2532,7 @@
         <w:pStyle w:val="Heading2"/>
       </w:pPr>
       <w:bookmarkStart w:id="10" w:name="recommended-path-docker-desktop"/>
-      <w:bookmarkStart w:id="11" w:name="_Toc225777290"/>
+      <w:bookmarkStart w:id="11" w:name="_Toc227785090"/>
       <w:r>
         <w:t>Recommended path: Docker Desktop</w:t>
       </w:r>
@@ -2578,7 +2578,7 @@
         </w:rPr>
         <w:lastRenderedPageBreak/>
         <w:drawing>
-          <wp:inline distT="0" distB="0" distL="0" distR="0" wp14:anchorId="50FF3765" wp14:editId="69FD0ADC">
+          <wp:inline distT="0" distB="0" distL="0" distR="0" wp14:anchorId="3D68B85F" wp14:editId="7575D76B">
             <wp:extent cx="6692900" cy="4471964"/>
             <wp:effectExtent l="0" t="0" r="0" b="0"/>
             <wp:docPr id="45" name="Picture" descr="Figure 18"/>
@@ -2659,7 +2659,7 @@
           <w:noProof/>
         </w:rPr>
         <w:drawing>
-          <wp:inline distT="0" distB="0" distL="0" distR="0" wp14:anchorId="2B968CB7" wp14:editId="49A10672">
+          <wp:inline distT="0" distB="0" distL="0" distR="0" wp14:anchorId="44D62BF1" wp14:editId="676090FE">
             <wp:extent cx="6692900" cy="1599019"/>
             <wp:effectExtent l="0" t="0" r="0" b="0"/>
             <wp:docPr id="48" name="Picture" descr="Figure 11"/>
@@ -2757,7 +2757,7 @@
         </w:rPr>
         <w:lastRenderedPageBreak/>
         <w:drawing>
-          <wp:inline distT="0" distB="0" distL="0" distR="0" wp14:anchorId="41812592" wp14:editId="128B29EF">
+          <wp:inline distT="0" distB="0" distL="0" distR="0" wp14:anchorId="7EA7554F" wp14:editId="7480AD42">
             <wp:extent cx="6692900" cy="4615132"/>
             <wp:effectExtent l="0" t="0" r="0" b="0"/>
             <wp:docPr id="51" name="Picture" descr="Figure 8"/>
@@ -2826,7 +2826,7 @@
           <w:noProof/>
         </w:rPr>
         <w:drawing>
-          <wp:inline distT="0" distB="0" distL="0" distR="0" wp14:anchorId="7FD46BC5" wp14:editId="13375C61">
+          <wp:inline distT="0" distB="0" distL="0" distR="0" wp14:anchorId="0783BD08" wp14:editId="63F79FB7">
             <wp:extent cx="6692900" cy="2919863"/>
             <wp:effectExtent l="0" t="0" r="0" b="0"/>
             <wp:docPr id="54" name="Picture" descr="Figure 9"/>
@@ -2969,7 +2969,7 @@
           <w:noProof/>
         </w:rPr>
         <w:drawing>
-          <wp:inline distT="0" distB="0" distL="0" distR="0" wp14:anchorId="4DDFB9CC" wp14:editId="1AE7A8AB">
+          <wp:inline distT="0" distB="0" distL="0" distR="0" wp14:anchorId="2DB71815" wp14:editId="6423A6FB">
             <wp:extent cx="6692900" cy="3622664"/>
             <wp:effectExtent l="0" t="0" r="0" b="0"/>
             <wp:docPr id="57" name="Picture" descr="Figure 21"/>
@@ -3046,7 +3046,7 @@
         </w:rPr>
         <w:lastRenderedPageBreak/>
         <w:drawing>
-          <wp:inline distT="0" distB="0" distL="0" distR="0" wp14:anchorId="443E6EA1" wp14:editId="2A26ED68">
+          <wp:inline distT="0" distB="0" distL="0" distR="0" wp14:anchorId="46C9E4B8" wp14:editId="4A583225">
             <wp:extent cx="6692900" cy="4142408"/>
             <wp:effectExtent l="0" t="0" r="0" b="0"/>
             <wp:docPr id="60" name="Picture" descr="Figure 12"/>
@@ -3162,7 +3162,7 @@
           <w:noProof/>
         </w:rPr>
         <w:drawing>
-          <wp:inline distT="0" distB="0" distL="0" distR="0" wp14:anchorId="326E7D3B" wp14:editId="53C72117">
+          <wp:inline distT="0" distB="0" distL="0" distR="0" wp14:anchorId="3488A456" wp14:editId="79154A7C">
             <wp:extent cx="4918509" cy="952901"/>
             <wp:effectExtent l="0" t="0" r="0" b="0"/>
             <wp:docPr id="63" name="Picture" descr="Figure 10"/>
@@ -3247,7 +3247,7 @@
           <w:noProof/>
         </w:rPr>
         <w:drawing>
-          <wp:inline distT="0" distB="0" distL="0" distR="0" wp14:anchorId="194D5556" wp14:editId="46CF7FE3">
+          <wp:inline distT="0" distB="0" distL="0" distR="0" wp14:anchorId="40D76FAF" wp14:editId="23E45123">
             <wp:extent cx="6692900" cy="4431561"/>
             <wp:effectExtent l="0" t="0" r="0" b="0"/>
             <wp:docPr id="66" name="Picture" descr="Figure 25"/>
@@ -3366,7 +3366,7 @@
         <w:pStyle w:val="Heading2"/>
       </w:pPr>
       <w:bookmarkStart w:id="12" w:name="Xff6f17d33d78302ed077814de88b136bbd343e6"/>
-      <w:bookmarkStart w:id="13" w:name="_Toc225777291"/>
+      <w:bookmarkStart w:id="13" w:name="_Toc227785091"/>
       <w:bookmarkEnd w:id="10"/>
       <w:r>
         <w:t>Optional advanced alternative: native Docker Engine inside WSL</w:t>
@@ -4143,7 +4143,7 @@
         <w:pStyle w:val="Heading1"/>
       </w:pPr>
       <w:bookmarkStart w:id="14" w:name="tools-needed-by-the-next-guides"/>
-      <w:bookmarkStart w:id="15" w:name="_Toc225777292"/>
+      <w:bookmarkStart w:id="15" w:name="_Toc227785092"/>
       <w:bookmarkEnd w:id="8"/>
       <w:bookmarkEnd w:id="12"/>
       <w:r>
@@ -4269,7 +4269,7 @@
         <w:pStyle w:val="Heading2"/>
       </w:pPr>
       <w:bookmarkStart w:id="16" w:name="for-the-windows--powershell-path"/>
-      <w:bookmarkStart w:id="17" w:name="_Toc225777293"/>
+      <w:bookmarkStart w:id="17" w:name="_Toc227785093"/>
       <w:r>
         <w:t>For the Windows / PowerShell path</w:t>
       </w:r>
@@ -4814,7 +4814,7 @@
         <w:pStyle w:val="Heading2"/>
       </w:pPr>
       <w:bookmarkStart w:id="18" w:name="X2b4a8a5a12e489e1f274b757da9f3348134cbb0"/>
-      <w:bookmarkStart w:id="19" w:name="_Toc225777294"/>
+      <w:bookmarkStart w:id="19" w:name="_Toc227785094"/>
       <w:bookmarkEnd w:id="16"/>
       <w:r>
         <w:t>OpenVPN client on Windows and lab access files</w:t>
@@ -4986,7 +4986,7 @@
         <w:pStyle w:val="Heading2"/>
       </w:pPr>
       <w:bookmarkStart w:id="20" w:name="for-the-wsl--ubuntu-path"/>
-      <w:bookmarkStart w:id="21" w:name="_Toc225777295"/>
+      <w:bookmarkStart w:id="21" w:name="_Toc227785095"/>
       <w:bookmarkEnd w:id="18"/>
       <w:r>
         <w:t>For the WSL / Ubuntu path</w:t>
@@ -5651,7 +5651,7 @@
         <w:pStyle w:val="Heading1"/>
       </w:pPr>
       <w:bookmarkStart w:id="22" w:name="configure-vpn-and-kubeconfig-for-vdcloud"/>
-      <w:bookmarkStart w:id="23" w:name="_Toc225777296"/>
+      <w:bookmarkStart w:id="23" w:name="_Toc227785096"/>
       <w:bookmarkEnd w:id="14"/>
       <w:bookmarkEnd w:id="20"/>
       <w:r>
@@ -6069,7 +6069,7 @@
         <w:pStyle w:val="Heading1"/>
       </w:pPr>
       <w:bookmarkStart w:id="24" w:name="next-step-get-the-repository"/>
-      <w:bookmarkStart w:id="25" w:name="_Toc225777297"/>
+      <w:bookmarkStart w:id="25" w:name="_Toc227785097"/>
       <w:bookmarkEnd w:id="22"/>
       <w:r>
         <w:t>Next step: get the repository</w:t>
@@ -6131,7 +6131,7 @@
         <w:pStyle w:val="Heading2"/>
       </w:pPr>
       <w:bookmarkStart w:id="26" w:name="option-a-clone-in-a-windows-folder"/>
-      <w:bookmarkStart w:id="27" w:name="_Toc225777298"/>
+      <w:bookmarkStart w:id="27" w:name="_Toc227785098"/>
       <w:r>
         <w:lastRenderedPageBreak/>
         <w:t>Option A: clone in a Windows folder</w:t>
@@ -6278,7 +6278,7 @@
         <w:pStyle w:val="Heading2"/>
       </w:pPr>
       <w:bookmarkStart w:id="28" w:name="option-b-clone-inside-wsl"/>
-      <w:bookmarkStart w:id="29" w:name="_Toc225777299"/>
+      <w:bookmarkStart w:id="29" w:name="_Toc227785099"/>
       <w:bookmarkEnd w:id="26"/>
       <w:r>
         <w:t>Option B: clone inside WSL</w:t>
@@ -6374,7 +6374,7 @@
         <w:pStyle w:val="Heading2"/>
       </w:pPr>
       <w:bookmarkStart w:id="30" w:name="what-to-keep-in-mind"/>
-      <w:bookmarkStart w:id="31" w:name="_Toc225777300"/>
+      <w:bookmarkStart w:id="31" w:name="_Toc227785100"/>
       <w:bookmarkEnd w:id="28"/>
       <w:r>
         <w:t>What to keep in mind</w:t>
@@ -6881,7 +6881,7 @@
   <w:abstractNum w:abstractNumId="9" w15:restartNumberingAfterBreak="0">
     <w:nsid w:val="0000A990"/>
     <w:multiLevelType w:val="multilevel"/>
-    <w:tmpl w:val="698C8C9A"/>
+    <w:tmpl w:val="BC7203F8"/>
     <w:lvl w:ilvl="0">
       <w:numFmt w:val="bullet"/>
       <w:lvlText w:val=" "/>
@@ -6958,7 +6958,7 @@
   <w:abstractNum w:abstractNumId="10" w15:restartNumberingAfterBreak="0">
     <w:nsid w:val="0000A991"/>
     <w:multiLevelType w:val="multilevel"/>
-    <w:tmpl w:val="6096DC5A"/>
+    <w:tmpl w:val="46DCBD2E"/>
     <w:lvl w:ilvl="0">
       <w:numFmt w:val="bullet"/>
       <w:lvlText w:val=""/>
@@ -7062,7 +7062,7 @@
   <w:abstractNum w:abstractNumId="11" w15:restartNumberingAfterBreak="0">
     <w:nsid w:val="00A99411"/>
     <w:multiLevelType w:val="multilevel"/>
-    <w:tmpl w:val="0C4AC380"/>
+    <w:tmpl w:val="787EF76E"/>
     <w:lvl w:ilvl="0">
       <w:start w:val="1"/>
       <w:numFmt w:val="decimal"/>
@@ -7148,7 +7148,7 @@
   <w:abstractNum w:abstractNumId="12" w15:restartNumberingAfterBreak="0">
     <w:nsid w:val="00A99413"/>
     <w:multiLevelType w:val="multilevel"/>
-    <w:tmpl w:val="C0A03D00"/>
+    <w:tmpl w:val="B9627558"/>
     <w:lvl w:ilvl="0">
       <w:start w:val="3"/>
       <w:numFmt w:val="decimal"/>
@@ -7231,40 +7231,40 @@
       </w:pPr>
     </w:lvl>
   </w:abstractNum>
-  <w:num w:numId="1" w16cid:durableId="1060715544">
+  <w:num w:numId="1" w16cid:durableId="595359595">
     <w:abstractNumId w:val="8"/>
   </w:num>
-  <w:num w:numId="2" w16cid:durableId="331109113">
+  <w:num w:numId="2" w16cid:durableId="1528257018">
     <w:abstractNumId w:val="6"/>
   </w:num>
-  <w:num w:numId="3" w16cid:durableId="1285574114">
+  <w:num w:numId="3" w16cid:durableId="1845901692">
     <w:abstractNumId w:val="5"/>
   </w:num>
-  <w:num w:numId="4" w16cid:durableId="802964797">
+  <w:num w:numId="4" w16cid:durableId="1305428093">
     <w:abstractNumId w:val="4"/>
   </w:num>
-  <w:num w:numId="5" w16cid:durableId="1380858390">
+  <w:num w:numId="5" w16cid:durableId="845511512">
     <w:abstractNumId w:val="7"/>
   </w:num>
-  <w:num w:numId="6" w16cid:durableId="1887064782">
+  <w:num w:numId="6" w16cid:durableId="1085223251">
     <w:abstractNumId w:val="3"/>
   </w:num>
-  <w:num w:numId="7" w16cid:durableId="937366758">
+  <w:num w:numId="7" w16cid:durableId="2018579434">
     <w:abstractNumId w:val="2"/>
   </w:num>
-  <w:num w:numId="8" w16cid:durableId="2029789595">
+  <w:num w:numId="8" w16cid:durableId="1542328193">
     <w:abstractNumId w:val="1"/>
   </w:num>
-  <w:num w:numId="9" w16cid:durableId="1942448670">
+  <w:num w:numId="9" w16cid:durableId="354814033">
     <w:abstractNumId w:val="0"/>
   </w:num>
-  <w:num w:numId="10" w16cid:durableId="1564565151">
+  <w:num w:numId="10" w16cid:durableId="1451515211">
     <w:abstractNumId w:val="9"/>
   </w:num>
-  <w:num w:numId="11" w16cid:durableId="195704120">
+  <w:num w:numId="11" w16cid:durableId="1111819865">
     <w:abstractNumId w:val="10"/>
   </w:num>
-  <w:num w:numId="12" w16cid:durableId="497497489">
+  <w:num w:numId="12" w16cid:durableId="228542739">
     <w:abstractNumId w:val="11"/>
     <w:lvlOverride w:ilvl="0">
       <w:startOverride w:val="1"/>
@@ -7294,7 +7294,7 @@
       <w:startOverride w:val="1"/>
     </w:lvlOverride>
   </w:num>
-  <w:num w:numId="13" w16cid:durableId="360251647">
+  <w:num w:numId="13" w16cid:durableId="1013802980">
     <w:abstractNumId w:val="12"/>
     <w:lvlOverride w:ilvl="0">
       <w:startOverride w:val="3"/>
@@ -7324,31 +7324,31 @@
       <w:startOverride w:val="3"/>
     </w:lvlOverride>
   </w:num>
-  <w:num w:numId="14" w16cid:durableId="730736671">
+  <w:num w:numId="14" w16cid:durableId="1953393985">
     <w:abstractNumId w:val="10"/>
   </w:num>
-  <w:num w:numId="15" w16cid:durableId="1988051973">
+  <w:num w:numId="15" w16cid:durableId="890270428">
     <w:abstractNumId w:val="10"/>
   </w:num>
-  <w:num w:numId="16" w16cid:durableId="180559050">
+  <w:num w:numId="16" w16cid:durableId="1322850056">
     <w:abstractNumId w:val="10"/>
   </w:num>
-  <w:num w:numId="17" w16cid:durableId="479034651">
+  <w:num w:numId="17" w16cid:durableId="330105102">
     <w:abstractNumId w:val="10"/>
   </w:num>
-  <w:num w:numId="18" w16cid:durableId="1628701582">
+  <w:num w:numId="18" w16cid:durableId="743526586">
     <w:abstractNumId w:val="10"/>
   </w:num>
-  <w:num w:numId="19" w16cid:durableId="748043830">
+  <w:num w:numId="19" w16cid:durableId="1463689719">
     <w:abstractNumId w:val="10"/>
   </w:num>
-  <w:num w:numId="20" w16cid:durableId="763307930">
+  <w:num w:numId="20" w16cid:durableId="1747410361">
     <w:abstractNumId w:val="10"/>
   </w:num>
-  <w:num w:numId="21" w16cid:durableId="1869219618">
+  <w:num w:numId="21" w16cid:durableId="1671055946">
     <w:abstractNumId w:val="10"/>
   </w:num>
-  <w:num w:numId="22" w16cid:durableId="1645697801">
+  <w:num w:numId="22" w16cid:durableId="1770999212">
     <w:abstractNumId w:val="11"/>
     <w:lvlOverride w:ilvl="0">
       <w:startOverride w:val="1"/>
@@ -7378,19 +7378,19 @@
       <w:startOverride w:val="1"/>
     </w:lvlOverride>
   </w:num>
-  <w:num w:numId="23" w16cid:durableId="389302302">
+  <w:num w:numId="23" w16cid:durableId="1737361548">
     <w:abstractNumId w:val="10"/>
   </w:num>
-  <w:num w:numId="24" w16cid:durableId="725420367">
+  <w:num w:numId="24" w16cid:durableId="856433239">
     <w:abstractNumId w:val="10"/>
   </w:num>
-  <w:num w:numId="25" w16cid:durableId="1434981074">
+  <w:num w:numId="25" w16cid:durableId="2090496323">
     <w:abstractNumId w:val="10"/>
   </w:num>
-  <w:num w:numId="26" w16cid:durableId="2057196044">
+  <w:num w:numId="26" w16cid:durableId="2056810806">
     <w:abstractNumId w:val="10"/>
   </w:num>
-  <w:num w:numId="27" w16cid:durableId="1833522512">
+  <w:num w:numId="27" w16cid:durableId="1551726816">
     <w:abstractNumId w:val="10"/>
   </w:num>
 </w:numbering>
@@ -19211,7 +19211,7 @@
     <w:autoRedefine/>
     <w:uiPriority w:val="39"/>
     <w:unhideWhenUsed/>
-    <w:rsid w:val="00070B76"/>
+    <w:rsid w:val="008A0030"/>
     <w:pPr>
       <w:spacing w:after="100"/>
     </w:pPr>
@@ -19223,7 +19223,7 @@
     <w:autoRedefine/>
     <w:uiPriority w:val="39"/>
     <w:unhideWhenUsed/>
-    <w:rsid w:val="00070B76"/>
+    <w:rsid w:val="008A0030"/>
     <w:pPr>
       <w:spacing w:after="100"/>
       <w:ind w:left="220"/>
@@ -19234,7 +19234,7 @@
     <w:basedOn w:val="DefaultParagraphFont"/>
     <w:uiPriority w:val="99"/>
     <w:unhideWhenUsed/>
-    <w:rsid w:val="00070B76"/>
+    <w:rsid w:val="008A0030"/>
     <w:rPr>
       <w:color w:val="0000FF" w:themeColor="hyperlink"/>
       <w:u w:val="single"/>
